--- a/zht/docx/29.content.docx
+++ b/zht/docx/29.content.docx
@@ -28,22 +28,6 @@
       </w:r>
     </w:p>
     <w:p>
-      <w:pPr>
-        <w:pStyle w:val="Heading2"/>
-      </w:pPr>
-      <w:r>
-        <w:rPr>
-          <w:lang w:val="zh_TW" w:bidi="zh_TW"/>
-        </w:rPr>
-        <w:t>License Information</w:t>
-      </w:r>
-      <w:r>
-        <w:rPr>
-          <w:lang w:val="zh_TW" w:bidi="zh_TW"/>
-        </w:rPr>
-      </w:r>
-    </w:p>
-    <w:p>
       <w:pPr/>
       <w:r>
         <w:rPr>
@@ -55,19 +39,21 @@
           <w:b/>
           <w:lang w:val="zh_TW" w:bidi="zh_TW"/>
         </w:rPr>
-        <w:t>研讀筆記 (Tyndale)</w:t>
-      </w:r>
-      <w:r>
-        <w:rPr>
-          <w:lang w:val="zh_TW" w:bidi="zh_TW"/>
-        </w:rPr>
-        <w:t xml:space="preserve"> (Chinese (Traditional)) is based on</w:t>
-      </w:r>
-      <w:r>
-        <w:rPr>
-          <w:lang w:val="zh_TW" w:bidi="zh_TW"/>
-        </w:rPr>
-        <w:t xml:space="preserve">: </w:t>
+        <w:t>Aquifer Open Study Notes</w:t>
+      </w:r>
+    </w:p>
+    <w:p>
+      <w:pPr/>
+      <w:r>
+        <w:rPr>
+          <w:lang w:val="zh_TW" w:bidi="zh_TW"/>
+        </w:rPr>
+      </w:r>
+      <w:r>
+        <w:rPr>
+          <w:lang w:val="zh_TW" w:bidi="zh_TW"/>
+        </w:rPr>
+        <w:t xml:space="preserve">This work is an adaptation of </w:t>
       </w:r>
       <w:r>
         <w:rPr>
@@ -79,62 +65,33 @@
         <w:rPr>
           <w:lang w:val="zh_TW" w:bidi="zh_TW"/>
         </w:rPr>
-        <w:t xml:space="preserve">, </w:t>
-      </w:r>
-      <w:hyperlink r:id="rId13">
-        <w:r>
-          <w:rPr>
-            <w:lang w:val="zh_TW" w:bidi="zh_TW"/>
-          </w:rPr>
-          <w:rPr>
-            <w:color w:val="0000EE"/>
-            <w:u w:val="single"/>
-          </w:rPr>
-          <w:t>Tyndale House Publishers</w:t>
-        </w:r>
-      </w:hyperlink>
-      <w:r>
-        <w:rPr>
-          <w:lang w:val="zh_TW" w:bidi="zh_TW"/>
-        </w:rPr>
-        <w:t xml:space="preserve">, 2019, which is licensed under a </w:t>
-      </w:r>
-      <w:hyperlink r:id="rId14">
-        <w:r>
-          <w:rPr>
-            <w:lang w:val="zh_TW" w:bidi="zh_TW"/>
-          </w:rPr>
-          <w:rPr>
-            <w:color w:val="0000EE"/>
-            <w:u w:val="single"/>
-          </w:rPr>
-          <w:t>CC BY-SA 4.0 license</w:t>
-        </w:r>
-      </w:hyperlink>
-      <w:r>
-        <w:rPr>
-          <w:lang w:val="zh_TW" w:bidi="zh_TW"/>
-        </w:rPr>
-        <w:t>.</w:t>
-      </w:r>
-      <w:r>
-        <w:rPr>
-          <w:lang w:val="zh_TW" w:bidi="zh_TW"/>
-        </w:rPr>
-      </w:r>
-    </w:p>
-    <w:p>
-      <w:pPr/>
-      <w:r>
-        <w:rPr>
-          <w:lang w:val="zh_TW" w:bidi="zh_TW"/>
-        </w:rPr>
-      </w:r>
-      <w:r>
-        <w:rPr>
-          <w:lang w:val="zh_TW" w:bidi="zh_TW"/>
-        </w:rPr>
-        <w:t>This PDF version is provided under the same license.</w:t>
+        <w:t xml:space="preserve"> © 2023 Tyndale House Publishers, licensed under the CC BY-SA 4.0 license. The adaptation, </w:t>
+      </w:r>
+      <w:r>
+        <w:rPr>
+          <w:lang w:val="zh_TW" w:bidi="zh_TW"/>
+        </w:rPr>
+        <w:t>Aquifer Open Study Notes</w:t>
+      </w:r>
+      <w:r>
+        <w:rPr>
+          <w:lang w:val="zh_TW" w:bidi="zh_TW"/>
+        </w:rPr>
+        <w:t>, was created by Mission Mutual and is also licensed under CC BY-SA 4.0.</w:t>
+      </w:r>
+    </w:p>
+    <w:p>
+      <w:pPr/>
+      <w:r>
+        <w:rPr>
+          <w:lang w:val="zh_TW" w:bidi="zh_TW"/>
+        </w:rPr>
+      </w:r>
+      <w:r>
+        <w:rPr>
+          <w:lang w:val="zh_TW" w:bidi="zh_TW"/>
+        </w:rPr>
+        <w:t>This resource has been adapted into multiple languages, including English, Tok Pisin, Arabic (عربي), French (Français), Hindi (हिंदी), Indonesian (Bahasa Indonesia), Portuguese (Português), Russian (Русский), Spanish (Español), Swahili (Kiswahili), and Simplified Chinese (简体中文).</w:t>
       </w:r>
       <w:r>
         <w:rPr>
@@ -534,7 +491,7 @@
         </w:rPr>
         <w:t>神的子民要告訴未來的世代所發生的事，以便他們的後代能從他們的教訓中受益（參</w:t>
       </w:r>
-      <w:hyperlink r:id="rId15">
+      <w:hyperlink r:id="rId13">
         <w:r>
           <w:rPr>
             <w:lang w:val="zh_TW" w:bidi="zh_TW"/>
@@ -552,7 +509,7 @@
         </w:rPr>
         <w:t>，</w:t>
       </w:r>
-      <w:hyperlink r:id="rId16">
+      <w:hyperlink r:id="rId14">
         <w:r>
           <w:rPr>
             <w:lang w:val="zh_TW" w:bidi="zh_TW"/>
@@ -848,7 +805,7 @@
         </w:rPr>
         <w:t>蝗災威脅著猶大百姓的生計，並使耶路撒冷聖殿每日的動物和穀物及酒的獻祭都斷絕了（參</w:t>
       </w:r>
-      <w:hyperlink r:id="rId17">
+      <w:hyperlink r:id="rId15">
         <w:r>
           <w:rPr>
             <w:lang w:val="zh_TW" w:bidi="zh_TW"/>
@@ -866,7 +823,7 @@
         </w:rPr>
         <w:t>；</w:t>
       </w:r>
-      <w:hyperlink r:id="rId18">
+      <w:hyperlink r:id="rId16">
         <w:r>
           <w:rPr>
             <w:lang w:val="zh_TW" w:bidi="zh_TW"/>
@@ -980,7 +937,7 @@
         </w:rPr>
         <w:t>乾旱加劇了蝗災的破壞性，一切都枯乾衰殘（另見</w:t>
       </w:r>
-      <w:hyperlink r:id="rId19">
+      <w:hyperlink r:id="rId17">
         <w:r>
           <w:rPr>
             <w:lang w:val="zh_TW" w:bidi="zh_TW"/>
@@ -1046,7 +1003,7 @@
         </w:rPr>
         <w:t>祭司應帶領所有人在聖殿舉行公開的哀悼儀式。他們外在的行為必須與內心真實的改變相符（見</w:t>
       </w:r>
-      <w:hyperlink r:id="rId20">
+      <w:hyperlink r:id="rId18">
         <w:r>
           <w:rPr>
             <w:lang w:val="zh_TW" w:bidi="zh_TW"/>
@@ -1116,7 +1073,7 @@
         </w:rPr>
         <w:t>蝗災並不僅只是一個自然事件，而是耶和華的日子臨近的徵兆。自公元前700年間阿摩司時代起（</w:t>
       </w:r>
-      <w:hyperlink r:id="rId21">
+      <w:hyperlink r:id="rId19">
         <w:r>
           <w:rPr>
             <w:lang w:val="zh_TW" w:bidi="zh_TW"/>
@@ -1408,7 +1365,7 @@
         </w:rPr>
         <w:t>都因人類的罪而受苦（</w:t>
       </w:r>
-      <w:hyperlink r:id="rId22">
+      <w:hyperlink r:id="rId20">
         <w:r>
           <w:rPr>
             <w:lang w:val="zh_TW" w:bidi="zh_TW"/>
@@ -1426,7 +1383,7 @@
         </w:rPr>
         <w:t>，</w:t>
       </w:r>
-      <w:hyperlink r:id="rId23">
+      <w:hyperlink r:id="rId21">
         <w:r>
           <w:rPr>
             <w:lang w:val="zh_TW" w:bidi="zh_TW"/>
@@ -1444,7 +1401,7 @@
         </w:rPr>
         <w:t>；</w:t>
       </w:r>
-      <w:hyperlink r:id="rId24">
+      <w:hyperlink r:id="rId22">
         <w:r>
           <w:rPr>
             <w:lang w:val="zh_TW" w:bidi="zh_TW"/>
@@ -1462,7 +1419,7 @@
         </w:rPr>
         <w:t>）——甚至野生動物也向神呼求。翻譯為「呼求」的這個詞在希伯來文中與</w:t>
       </w:r>
-      <w:hyperlink r:id="rId25">
+      <w:hyperlink r:id="rId23">
         <w:r>
           <w:rPr>
             <w:lang w:val="zh_TW" w:bidi="zh_TW"/>
@@ -1480,7 +1437,7 @@
         </w:rPr>
         <w:t>中描述鹿「切慕」溪水的那個詞相同。野獸為食物和水迫切呼求，這為猶大和耶路撒冷的百姓該如何尋求他們的神樹立了榜樣（參</w:t>
       </w:r>
-      <w:hyperlink r:id="rId26">
+      <w:hyperlink r:id="rId24">
         <w:r>
           <w:rPr>
             <w:lang w:val="zh_TW" w:bidi="zh_TW"/>
@@ -1546,7 +1503,7 @@
         </w:rPr>
         <w:t>當一個古老的城遭到攻擊時，城牆上的守望者就會透過吹角——一種稱為羊角號的蘭角樂器（另見</w:t>
       </w:r>
-      <w:hyperlink r:id="rId27">
+      <w:hyperlink r:id="rId25">
         <w:r>
           <w:rPr>
             <w:lang w:val="zh_TW" w:bidi="zh_TW"/>
@@ -1612,7 +1569,7 @@
         </w:rPr>
         <w:t>有些人認為這一部分是第二次記述第</w:t>
       </w:r>
-      <w:hyperlink r:id="rId28">
+      <w:hyperlink r:id="rId26">
         <w:r>
           <w:rPr>
             <w:lang w:val="zh_TW" w:bidi="zh_TW"/>
@@ -1630,7 +1587,7 @@
         </w:rPr>
         <w:t>章所描述的蝗災，但在第</w:t>
       </w:r>
-      <w:hyperlink r:id="rId28">
+      <w:hyperlink r:id="rId26">
         <w:r>
           <w:rPr>
             <w:lang w:val="zh_TW" w:bidi="zh_TW"/>
@@ -1696,7 +1653,7 @@
         </w:rPr>
         <w:t>一些宗教領袖曾教導耶路撒冷和猶大的百姓，耶和華的日子將是神百姓蒙福的時刻。約珥與先知西番雅（</w:t>
       </w:r>
-      <w:hyperlink r:id="rId29">
+      <w:hyperlink r:id="rId27">
         <w:r>
           <w:rPr>
             <w:lang w:val="zh_TW" w:bidi="zh_TW"/>
@@ -1714,7 +1671,7 @@
         </w:rPr>
         <w:t>）相呼應，宣告那將是一個黑暗、幽冥的日子（另見</w:t>
       </w:r>
-      <w:hyperlink r:id="rId30">
+      <w:hyperlink r:id="rId28">
         <w:r>
           <w:rPr>
             <w:lang w:val="zh_TW" w:bidi="zh_TW"/>
@@ -1780,7 +1737,7 @@
         </w:rPr>
         <w:t>入侵的軍隊帶來的破壞將如同肆虐的野火。在受攻擊之前，這片土地看起來像伊甸園，在此之後，它將只剩荒涼（與</w:t>
       </w:r>
-      <w:hyperlink r:id="rId31">
+      <w:hyperlink r:id="rId29">
         <w:r>
           <w:rPr>
             <w:lang w:val="zh_TW" w:bidi="zh_TW"/>
@@ -1798,7 +1755,7 @@
         </w:rPr>
         <w:t>和</w:t>
       </w:r>
-      <w:hyperlink r:id="rId32">
+      <w:hyperlink r:id="rId30">
         <w:r>
           <w:rPr>
             <w:lang w:val="zh_TW" w:bidi="zh_TW"/>
@@ -1868,7 +1825,7 @@
         </w:rPr>
         <w:t>牠們的形狀如馬：蝗蟲與馬之間的相似性（另見</w:t>
       </w:r>
-      <w:hyperlink r:id="rId33">
+      <w:hyperlink r:id="rId31">
         <w:r>
           <w:rPr>
             <w:lang w:val="zh_TW" w:bidi="zh_TW"/>
@@ -1958,7 +1915,7 @@
         </w:rPr>
         <w:t>使百姓為</w:t>
       </w:r>
-      <w:hyperlink r:id="rId34">
+      <w:hyperlink r:id="rId32">
         <w:r>
           <w:rPr>
             <w:lang w:val="zh_TW" w:bidi="zh_TW"/>
@@ -2085,7 +2042,7 @@
         </w:rPr>
         <w:t>的典型徵兆，即神的顯現（見</w:t>
       </w:r>
-      <w:hyperlink r:id="rId35">
+      <w:hyperlink r:id="rId33">
         <w:r>
           <w:rPr>
             <w:lang w:val="zh_TW" w:bidi="zh_TW"/>
@@ -2103,7 +2060,7 @@
         </w:rPr>
         <w:t>；</w:t>
       </w:r>
-      <w:hyperlink r:id="rId36">
+      <w:hyperlink r:id="rId34">
         <w:r>
           <w:rPr>
             <w:lang w:val="zh_TW" w:bidi="zh_TW"/>
@@ -2121,7 +2078,7 @@
         </w:rPr>
         <w:t>；</w:t>
       </w:r>
-      <w:hyperlink r:id="rId37">
+      <w:hyperlink r:id="rId35">
         <w:r>
           <w:rPr>
             <w:lang w:val="zh_TW" w:bidi="zh_TW"/>
@@ -2139,7 +2096,7 @@
         </w:rPr>
         <w:t>）。日月昏暗象徵著神聖的審判（</w:t>
       </w:r>
-      <w:hyperlink r:id="rId38">
+      <w:hyperlink r:id="rId36">
         <w:r>
           <w:rPr>
             <w:lang w:val="zh_TW" w:bidi="zh_TW"/>
@@ -2310,7 +2267,7 @@
         </w:rPr>
         <w:t>這節經文以「耶和華說」起頭，這個片語常伴隨先知所說的神聖話語。這裡是約珥書中唯一一次出現這個用語（</w:t>
       </w:r>
-      <w:hyperlink r:id="rId39">
+      <w:hyperlink r:id="rId37">
         <w:r>
           <w:rPr>
             <w:lang w:val="zh_TW" w:bidi="zh_TW"/>
@@ -2464,7 +2421,7 @@
         </w:rPr>
         <w:t>在古代世界中，表達悲傷的一種方式就是撕裂自己的衣服（</w:t>
       </w:r>
-      <w:hyperlink r:id="rId40">
+      <w:hyperlink r:id="rId38">
         <w:r>
           <w:rPr>
             <w:lang w:val="zh_TW" w:bidi="zh_TW"/>
@@ -2482,7 +2439,7 @@
         </w:rPr>
         <w:t>；</w:t>
       </w:r>
-      <w:hyperlink r:id="rId41">
+      <w:hyperlink r:id="rId39">
         <w:r>
           <w:rPr>
             <w:lang w:val="zh_TW" w:bidi="zh_TW"/>
@@ -2500,7 +2457,7 @@
         </w:rPr>
         <w:t>；</w:t>
       </w:r>
-      <w:hyperlink r:id="rId42">
+      <w:hyperlink r:id="rId40">
         <w:r>
           <w:rPr>
             <w:lang w:val="zh_TW" w:bidi="zh_TW"/>
@@ -2566,7 +2523,7 @@
         </w:rPr>
         <w:t>因為他有恩典，有憐憫……有豐盛的慈愛：百姓唯一的盼望在於耶和華的慈愛本性（另見</w:t>
       </w:r>
-      <w:hyperlink r:id="rId43">
+      <w:hyperlink r:id="rId41">
         <w:r>
           <w:rPr>
             <w:lang w:val="zh_TW" w:bidi="zh_TW"/>
@@ -2584,7 +2541,7 @@
         </w:rPr>
         <w:t>；</w:t>
       </w:r>
-      <w:hyperlink r:id="rId44">
+      <w:hyperlink r:id="rId42">
         <w:r>
           <w:rPr>
             <w:lang w:val="zh_TW" w:bidi="zh_TW"/>
@@ -2602,7 +2559,7 @@
         </w:rPr>
         <w:t>；</w:t>
       </w:r>
-      <w:hyperlink r:id="rId45">
+      <w:hyperlink r:id="rId43">
         <w:r>
           <w:rPr>
             <w:lang w:val="zh_TW" w:bidi="zh_TW"/>
@@ -2620,7 +2577,7 @@
         </w:rPr>
         <w:t>；</w:t>
       </w:r>
-      <w:hyperlink r:id="rId46">
+      <w:hyperlink r:id="rId44">
         <w:r>
           <w:rPr>
             <w:lang w:val="zh_TW" w:bidi="zh_TW"/>
@@ -2632,7 +2589,7 @@
           <w:t>詩86:15，</w:t>
         </w:r>
       </w:hyperlink>
-      <w:hyperlink r:id="rId47">
+      <w:hyperlink r:id="rId45">
         <w:r>
           <w:rPr>
             <w:lang w:val="zh_TW" w:bidi="zh_TW"/>
@@ -2644,7 +2601,7 @@
           <w:t>103:8，</w:t>
         </w:r>
       </w:hyperlink>
-      <w:hyperlink r:id="rId48">
+      <w:hyperlink r:id="rId46">
         <w:r>
           <w:rPr>
             <w:lang w:val="zh_TW" w:bidi="zh_TW"/>
@@ -2662,7 +2619,7 @@
         </w:rPr>
         <w:t>；</w:t>
       </w:r>
-      <w:hyperlink r:id="rId49">
+      <w:hyperlink r:id="rId47">
         <w:r>
           <w:rPr>
             <w:lang w:val="zh_TW" w:bidi="zh_TW"/>
@@ -2728,7 +2685,7 @@
         </w:rPr>
         <w:t>誰知道呢？（和合本譯為：也未可知）約珥這個簡單的問題承認了神的絕對主權（另見</w:t>
       </w:r>
-      <w:hyperlink r:id="rId50">
+      <w:hyperlink r:id="rId48">
         <w:r>
           <w:rPr>
             <w:lang w:val="zh_TW" w:bidi="zh_TW"/>
@@ -2746,7 +2703,7 @@
         </w:rPr>
         <w:t>）。神並不因為我們舉行了某些儀式就有義務要復興我們。饒恕僅從神聖的恩典而來，但約珥知道神樂意饒恕（</w:t>
       </w:r>
-      <w:hyperlink r:id="rId20">
+      <w:hyperlink r:id="rId18">
         <w:r>
           <w:rPr>
             <w:lang w:val="zh_TW" w:bidi="zh_TW"/>
@@ -2860,7 +2817,7 @@
         </w:rPr>
         <w:t>新郎……新婦：在古代以色列，新婚夫婦可豁免大多數的公民義務（</w:t>
       </w:r>
-      <w:hyperlink r:id="rId51">
+      <w:hyperlink r:id="rId49">
         <w:r>
           <w:rPr>
             <w:lang w:val="zh_TW" w:bidi="zh_TW"/>
@@ -2878,7 +2835,7 @@
         </w:rPr>
         <w:t>；</w:t>
       </w:r>
-      <w:hyperlink r:id="rId52">
+      <w:hyperlink r:id="rId50">
         <w:r>
           <w:rPr>
             <w:lang w:val="zh_TW" w:bidi="zh_TW"/>
@@ -3136,7 +3093,7 @@
         </w:rPr>
         <w:t>五穀、新酒和油：神將恢復土地，使其再次結出果實。這將再次為獻祭和敬拜提供所需之物（見</w:t>
       </w:r>
-      <w:hyperlink r:id="rId53">
+      <w:hyperlink r:id="rId51">
         <w:r>
           <w:rPr>
             <w:lang w:val="zh_TW" w:bidi="zh_TW"/>
@@ -3154,7 +3111,7 @@
         </w:rPr>
         <w:t>、</w:t>
       </w:r>
-      <w:hyperlink r:id="rId54">
+      <w:hyperlink r:id="rId52">
         <w:r>
           <w:rPr>
             <w:lang w:val="zh_TW" w:bidi="zh_TW"/>
@@ -3268,7 +3225,7 @@
         </w:rPr>
         <w:t>秋雨、春雨：神將再次恢復正常的降雨模式，乾旱（</w:t>
       </w:r>
-      <w:hyperlink r:id="rId55">
+      <w:hyperlink r:id="rId53">
         <w:r>
           <w:rPr>
             <w:lang w:val="zh_TW" w:bidi="zh_TW"/>
@@ -3286,7 +3243,7 @@
         </w:rPr>
         <w:t>、</w:t>
       </w:r>
-      <w:hyperlink r:id="rId56">
+      <w:hyperlink r:id="rId54">
         <w:r>
           <w:rPr>
             <w:lang w:val="zh_TW" w:bidi="zh_TW"/>
@@ -3364,7 +3321,7 @@
         </w:rPr>
         <w:t>蝗蟲所造成的慘重損失（見</w:t>
       </w:r>
-      <w:hyperlink r:id="rId57">
+      <w:hyperlink r:id="rId55">
         <w:r>
           <w:rPr>
             <w:lang w:val="zh_TW" w:bidi="zh_TW"/>
@@ -3382,7 +3339,7 @@
         </w:rPr>
         <w:t>、</w:t>
       </w:r>
-      <w:hyperlink r:id="rId53">
+      <w:hyperlink r:id="rId51">
         <w:r>
           <w:rPr>
             <w:lang w:val="zh_TW" w:bidi="zh_TW"/>
@@ -3508,7 +3465,7 @@
         </w:rPr>
         <w:t>我要將我的靈澆灌凡有血氣的：在以色列，神的靈加給人能力的這恩賜，在以前只賜給特定的個人，如士師（</w:t>
       </w:r>
-      <w:hyperlink r:id="rId58">
+      <w:hyperlink r:id="rId56">
         <w:r>
           <w:rPr>
             <w:lang w:val="zh_TW" w:bidi="zh_TW"/>
@@ -3526,7 +3483,7 @@
         </w:rPr>
         <w:t>，</w:t>
       </w:r>
-      <w:hyperlink r:id="rId59">
+      <w:hyperlink r:id="rId57">
         <w:r>
           <w:rPr>
             <w:lang w:val="zh_TW" w:bidi="zh_TW"/>
@@ -3544,7 +3501,7 @@
         </w:rPr>
         <w:t>）、祭司（</w:t>
       </w:r>
-      <w:hyperlink r:id="rId60">
+      <w:hyperlink r:id="rId58">
         <w:r>
           <w:rPr>
             <w:lang w:val="zh_TW" w:bidi="zh_TW"/>
@@ -3562,7 +3519,7 @@
         </w:rPr>
         <w:t>）、君王（</w:t>
       </w:r>
-      <w:hyperlink r:id="rId61">
+      <w:hyperlink r:id="rId59">
         <w:r>
           <w:rPr>
             <w:lang w:val="zh_TW" w:bidi="zh_TW"/>
@@ -3580,7 +3537,7 @@
         </w:rPr>
         <w:t>）和先知（</w:t>
       </w:r>
-      <w:hyperlink r:id="rId62">
+      <w:hyperlink r:id="rId60">
         <w:r>
           <w:rPr>
             <w:lang w:val="zh_TW" w:bidi="zh_TW"/>
@@ -3598,7 +3555,7 @@
         </w:rPr>
         <w:t>）。將來，聖靈將被賜給神所有的百姓，而無論其性別、年齡或社會地位。要實現摩西的願望——即每個以色列人都能成為先知（</w:t>
       </w:r>
-      <w:hyperlink r:id="rId63">
+      <w:hyperlink r:id="rId61">
         <w:r>
           <w:rPr>
             <w:lang w:val="zh_TW" w:bidi="zh_TW"/>
@@ -3616,7 +3573,7 @@
         </w:rPr>
         <w:t>）——所有人都得要說預言和見異象。在</w:t>
       </w:r>
-      <w:hyperlink r:id="rId64">
+      <w:hyperlink r:id="rId62">
         <w:r>
           <w:rPr>
             <w:lang w:val="zh_TW" w:bidi="zh_TW"/>
@@ -3634,7 +3591,7 @@
         </w:rPr>
         <w:t>中，彼得將這一應許擴展到聚集在耶路撒冷之已知世界的所有人，無論他們屬於哪個族群（</w:t>
       </w:r>
-      <w:hyperlink r:id="rId65">
+      <w:hyperlink r:id="rId63">
         <w:r>
           <w:rPr>
             <w:lang w:val="zh_TW" w:bidi="zh_TW"/>
@@ -3652,7 +3609,7 @@
         </w:rPr>
         <w:t>；另見</w:t>
       </w:r>
-      <w:hyperlink r:id="rId66">
+      <w:hyperlink r:id="rId64">
         <w:r>
           <w:rPr>
             <w:lang w:val="zh_TW" w:bidi="zh_TW"/>
@@ -3718,7 +3675,7 @@
         </w:rPr>
         <w:t>先知超越了他的時代，看到了耶和華未來的日子，那時神要以從未見過的方式澆灌祂的靈，並向全人類彰顯神蹟奇事。使徒彼得引用了這段經文，認為在五旬節那天這些都得到了應驗（</w:t>
       </w:r>
-      <w:hyperlink r:id="rId67">
+      <w:hyperlink r:id="rId65">
         <w:r>
           <w:rPr>
             <w:lang w:val="zh_TW" w:bidi="zh_TW"/>
@@ -3832,7 +3789,7 @@
         </w:rPr>
         <w:t>未來神的靈的澆灌將伴隨著神蹟奇事。血、火和煙柱，以及日頭和月亮變暗，都是神降臨審判的徵兆（參</w:t>
       </w:r>
-      <w:hyperlink r:id="rId68">
+      <w:hyperlink r:id="rId66">
         <w:r>
           <w:rPr>
             <w:lang w:val="zh_TW" w:bidi="zh_TW"/>
@@ -3850,7 +3807,7 @@
         </w:rPr>
         <w:t>；</w:t>
       </w:r>
-      <w:hyperlink r:id="rId69">
+      <w:hyperlink r:id="rId67">
         <w:r>
           <w:rPr>
             <w:lang w:val="zh_TW" w:bidi="zh_TW"/>
@@ -3868,7 +3825,7 @@
         </w:rPr>
         <w:t>；</w:t>
       </w:r>
-      <w:hyperlink r:id="rId70">
+      <w:hyperlink r:id="rId68">
         <w:r>
           <w:rPr>
             <w:lang w:val="zh_TW" w:bidi="zh_TW"/>
@@ -3938,7 +3895,7 @@
         </w:rPr>
         <w:t>凡求告耶和華名的就必得救：求告耶和華的名不應該是絕望時的最後掙扎；它伴隨著終生的敬拜、服事以及與神相交（見</w:t>
       </w:r>
-      <w:hyperlink r:id="rId71">
+      <w:hyperlink r:id="rId69">
         <w:r>
           <w:rPr>
             <w:lang w:val="zh_TW" w:bidi="zh_TW"/>
@@ -3956,7 +3913,7 @@
         </w:rPr>
         <w:t>；</w:t>
       </w:r>
-      <w:hyperlink r:id="rId72">
+      <w:hyperlink r:id="rId70">
         <w:r>
           <w:rPr>
             <w:lang w:val="zh_TW" w:bidi="zh_TW"/>
@@ -3974,7 +3931,7 @@
         </w:rPr>
         <w:t>；</w:t>
       </w:r>
-      <w:hyperlink r:id="rId73">
+      <w:hyperlink r:id="rId71">
         <w:r>
           <w:rPr>
             <w:lang w:val="zh_TW" w:bidi="zh_TW"/>
@@ -3992,7 +3949,7 @@
         </w:rPr>
         <w:t>；</w:t>
       </w:r>
-      <w:hyperlink r:id="rId74">
+      <w:hyperlink r:id="rId72">
         <w:r>
           <w:rPr>
             <w:lang w:val="zh_TW" w:bidi="zh_TW"/>
@@ -4004,7 +3961,7 @@
           <w:t>羅10:13，</w:t>
         </w:r>
       </w:hyperlink>
-      <w:hyperlink r:id="rId75">
+      <w:hyperlink r:id="rId73">
         <w:r>
           <w:rPr>
             <w:lang w:val="zh_TW" w:bidi="zh_TW"/>
@@ -4040,7 +3997,7 @@
         </w:rPr>
         <w:t>耶和華所呼召的人是祂所揀選的餘民，是那些在審判中存活下來的敬拜祂的人（見</w:t>
       </w:r>
-      <w:hyperlink r:id="rId76">
+      <w:hyperlink r:id="rId74">
         <w:r>
           <w:rPr>
             <w:lang w:val="zh_TW" w:bidi="zh_TW"/>
@@ -4058,7 +4015,7 @@
         </w:rPr>
         <w:t>；</w:t>
       </w:r>
-      <w:hyperlink r:id="rId77">
+      <w:hyperlink r:id="rId75">
         <w:r>
           <w:rPr>
             <w:lang w:val="zh_TW" w:bidi="zh_TW"/>
@@ -4076,7 +4033,7 @@
         </w:rPr>
         <w:t>；</w:t>
       </w:r>
-      <w:hyperlink r:id="rId78">
+      <w:hyperlink r:id="rId76">
         <w:r>
           <w:rPr>
             <w:lang w:val="zh_TW" w:bidi="zh_TW"/>
@@ -4207,7 +4164,7 @@
         </w:rPr>
         <w:t>）。這個山谷與猶大王約沙法無關（</w:t>
       </w:r>
-      <w:hyperlink r:id="rId79">
+      <w:hyperlink r:id="rId77">
         <w:r>
           <w:rPr>
             <w:lang w:val="zh_TW" w:bidi="zh_TW"/>
@@ -4225,7 +4182,7 @@
         </w:rPr>
         <w:t>）；這個名稱的意思是「耶和華審判的山谷」，這標示出這個地方將是神裁決各國命運之地（參</w:t>
       </w:r>
-      <w:hyperlink r:id="rId80">
+      <w:hyperlink r:id="rId78">
         <w:r>
           <w:rPr>
             <w:lang w:val="zh_TW" w:bidi="zh_TW"/>
@@ -4261,7 +4218,7 @@
         </w:rPr>
         <w:t>各國的罪行包括流放神的盟約百姓，以及在不人道的奴隸貿易中傷害無助的童子童女（參</w:t>
       </w:r>
-      <w:hyperlink r:id="rId81">
+      <w:hyperlink r:id="rId79">
         <w:r>
           <w:rPr>
             <w:lang w:val="zh_TW" w:bidi="zh_TW"/>
@@ -4279,7 +4236,7 @@
         </w:rPr>
         <w:t>；</w:t>
       </w:r>
-      <w:hyperlink r:id="rId82">
+      <w:hyperlink r:id="rId80">
         <w:r>
           <w:rPr>
             <w:lang w:val="zh_TW" w:bidi="zh_TW"/>
@@ -4345,7 +4302,7 @@
         </w:rPr>
         <w:t>腓尼基的泰爾城和西頓城以及非利士的城犯下了掠奪耶路撒冷珍寶，以及將城中的百姓作為奴隸賣給希臘人的罪行（見</w:t>
       </w:r>
-      <w:hyperlink r:id="rId83">
+      <w:hyperlink r:id="rId81">
         <w:r>
           <w:rPr>
             <w:lang w:val="zh_TW" w:bidi="zh_TW"/>
@@ -4363,7 +4320,7 @@
         </w:rPr>
         <w:t>、</w:t>
       </w:r>
-      <w:hyperlink r:id="rId84">
+      <w:hyperlink r:id="rId82">
         <w:r>
           <w:rPr>
             <w:lang w:val="zh_TW" w:bidi="zh_TW"/>
@@ -4525,7 +4482,7 @@
         </w:rPr>
         <w:t>要將犂頭打成刀劍：約珥有意地反轉了</w:t>
       </w:r>
-      <w:hyperlink r:id="rId85">
+      <w:hyperlink r:id="rId83">
         <w:r>
           <w:rPr>
             <w:lang w:val="zh_TW" w:bidi="zh_TW"/>
@@ -4543,7 +4500,7 @@
         </w:rPr>
         <w:t>和</w:t>
       </w:r>
-      <w:hyperlink r:id="rId86">
+      <w:hyperlink r:id="rId84">
         <w:r>
           <w:rPr>
             <w:lang w:val="zh_TW" w:bidi="zh_TW"/>
@@ -4694,7 +4651,7 @@
         </w:rPr>
         <w:t>葡萄一樣（見</w:t>
       </w:r>
-      <w:hyperlink r:id="rId87">
+      <w:hyperlink r:id="rId85">
         <w:r>
           <w:rPr>
             <w:lang w:val="zh_TW" w:bidi="zh_TW"/>
@@ -4712,7 +4669,7 @@
         </w:rPr>
         <w:t>；</w:t>
       </w:r>
-      <w:hyperlink r:id="rId88">
+      <w:hyperlink r:id="rId86">
         <w:r>
           <w:rPr>
             <w:lang w:val="zh_TW" w:bidi="zh_TW"/>
@@ -4826,7 +4783,7 @@
         </w:rPr>
         <w:t>斷定谷：谷的名字改變了（參</w:t>
       </w:r>
-      <w:hyperlink r:id="rId89">
+      <w:hyperlink r:id="rId87">
         <w:r>
           <w:rPr>
             <w:lang w:val="zh_TW" w:bidi="zh_TW"/>
@@ -4844,7 +4801,7 @@
         </w:rPr>
         <w:t>、</w:t>
       </w:r>
-      <w:hyperlink r:id="rId90">
+      <w:hyperlink r:id="rId88">
         <w:r>
           <w:rPr>
             <w:lang w:val="zh_TW" w:bidi="zh_TW"/>
@@ -4922,7 +4879,7 @@
         </w:rPr>
         <w:t>耶和華如獅子般從錫安咆哮，聲音震動天地，令罪人驚恐（見</w:t>
       </w:r>
-      <w:hyperlink r:id="rId91">
+      <w:hyperlink r:id="rId89">
         <w:r>
           <w:rPr>
             <w:lang w:val="zh_TW" w:bidi="zh_TW"/>
@@ -4988,7 +4945,7 @@
         </w:rPr>
         <w:t>你們就知道：神最終的目的是讓祂的子民認識祂並分享祂的聖潔屬性。他們必須明白唯有祂是神，祂從錫安——祂的聖山——治理所有的創造物（另見</w:t>
       </w:r>
-      <w:hyperlink r:id="rId92">
+      <w:hyperlink r:id="rId90">
         <w:r>
           <w:rPr>
             <w:lang w:val="zh_TW" w:bidi="zh_TW"/>
@@ -5054,7 +5011,7 @@
         </w:rPr>
         <w:t>祝福將從耶和華在錫安掌權的同在中流出（另見</w:t>
       </w:r>
-      <w:hyperlink r:id="rId93">
+      <w:hyperlink r:id="rId91">
         <w:r>
           <w:rPr>
             <w:lang w:val="zh_TW" w:bidi="zh_TW"/>
@@ -5072,7 +5029,7 @@
         </w:rPr>
         <w:t>；</w:t>
       </w:r>
-      <w:hyperlink r:id="rId94">
+      <w:hyperlink r:id="rId92">
         <w:r>
           <w:rPr>
             <w:lang w:val="zh_TW" w:bidi="zh_TW"/>
@@ -5090,7 +5047,7 @@
         </w:rPr>
         <w:t>）。那裡將會有大量的甜酒和奶。聖殿——神在地上的居所——將成為永久滋潤乾旱之地的泉源（見</w:t>
       </w:r>
-      <w:hyperlink r:id="rId95">
+      <w:hyperlink r:id="rId93">
         <w:r>
           <w:rPr>
             <w:lang w:val="zh_TW" w:bidi="zh_TW"/>
@@ -5108,7 +5065,7 @@
         </w:rPr>
         <w:t>；</w:t>
       </w:r>
-      <w:hyperlink r:id="rId96">
+      <w:hyperlink r:id="rId94">
         <w:r>
           <w:rPr>
             <w:lang w:val="zh_TW" w:bidi="zh_TW"/>
@@ -5222,7 +5179,7 @@
         </w:rPr>
         <w:t>約珥預言的結尾與其開頭形成了對比。在</w:t>
       </w:r>
-      <w:hyperlink r:id="rId28">
+      <w:hyperlink r:id="rId26">
         <w:r>
           <w:rPr>
             <w:lang w:val="zh_TW" w:bidi="zh_TW"/>
@@ -5240,7 +5197,7 @@
         </w:rPr>
         <w:t>中，猶大的未來似乎岌岌可危。蝗災和乾旱作為神聖審判的標誌，威脅著猶大的生存。現在約珥以神聖的應許作為結尾，猶大和耶路撒冷將存到萬代。每一代的神子民都將在神會掌管天地的盼望中得安息（另見</w:t>
       </w:r>
-      <w:hyperlink r:id="rId97">
+      <w:hyperlink r:id="rId95">
         <w:r>
           <w:rPr>
             <w:lang w:val="zh_TW" w:bidi="zh_TW"/>
@@ -5258,7 +5215,7 @@
         </w:rPr>
         <w:t>；</w:t>
       </w:r>
-      <w:hyperlink r:id="rId98">
+      <w:hyperlink r:id="rId96">
         <w:r>
           <w:rPr>
             <w:lang w:val="zh_TW" w:bidi="zh_TW"/>
@@ -5276,7 +5233,7 @@
         </w:rPr>
         <w:t>，</w:t>
       </w:r>
-      <w:hyperlink r:id="rId99">
+      <w:hyperlink r:id="rId97">
         <w:r>
           <w:rPr>
             <w:lang w:val="zh_TW" w:bidi="zh_TW"/>

--- a/zht/docx/29.content.docx
+++ b/zht/docx/29.content.docx
@@ -163,13 +163,6 @@
         <w:rPr>
           <w:lang w:val="zh_TW" w:bidi="zh_TW"/>
         </w:rPr>
-      </w:r>
-      <w:r>
-        <w:rPr>
-          <w:i/>
-          <w:lang w:val="zh_TW" w:bidi="zh_TW"/>
-        </w:rPr>
-        <w:t>約珥書 1:1, 約珥書 1:1–2:17, 約珥書 1:2, 約珥書 1:3, 約珥書 1:4, 約珥書 1:5, 約珥書 1:7, 約珥書 1:8, 約珥書 1:9, 約珥書 1:10, 約珥書 1:12, 約珥書 1:13–14, 約珥書 1:15, 約珥書 1:17, 約珥書 1:18, 約珥書 1:19, 約珥書 1:20, 約珥書 2:1, 約珥書 2:1–11, 約珥書 2:2, 約珥書 2:3, 約珥書 2:4–5, 約珥書 2:6, 約珥書 2:7–9, 約珥書 2:10, 約珥書 2:11, 約珥書 2:12, 約珥書 2:12–17, 約珥書 2:13, 約珥書 2:14, 約珥書 2:15, 約珥書 2:16, 約珥書 2:17, 約珥書 2:18, 約珥書 2:18–27, 約珥書 2:18–3:21, 約珥書 2:19–20, 約珥書 2:21–22, 約珥書 2:23, 約珥書 2:25, 約珥書 2:26–27, 約珥書 2:28–29, 約珥書 2:28–32, 約珥書 2:28–3:21, 約珥書 2:30–31, 約珥書 2:32, 約珥書 3:1–16, 約珥書 3:2–3, 約珥書 3:4–6, 約珥書 3:7–8, 約珥書 3:9, 約珥書 3:10, 約珥書 3:12, 約珥書 3:13, 約珥書 3:14, 約珥書 3:16, 約珥書 3:17, 約珥書 3:18, 約珥書 3:19, 約珥書 3:20–21</w:t>
       </w:r>
       <w:r>
         <w:rPr>

--- a/zht/docx/29.content.docx
+++ b/zht/docx/29.content.docx
@@ -150,19 +150,6 @@
           <w:lang w:val="zh_TW" w:bidi="zh_TW"/>
         </w:rPr>
         <w:t>JOL</w:t>
-      </w:r>
-      <w:r>
-        <w:rPr>
-          <w:lang w:val="zh_TW" w:bidi="zh_TW"/>
-        </w:rPr>
-      </w:r>
-    </w:p>
-    <w:p>
-      <w:pPr/>
-      <w:r>
-        <w:rPr>
-          <w:lang w:val="zh_TW" w:bidi="zh_TW"/>
-        </w:rPr>
       </w:r>
       <w:r>
         <w:rPr>

--- a/zht/docx/29.content.docx
+++ b/zht/docx/29.content.docx
@@ -19,7 +19,7 @@
         <w:rPr>
           <w:lang w:val="zh_TW" w:bidi="zh_TW"/>
         </w:rPr>
-        <w:t>Resource: 研讀筆記 (Tyndale)</w:t>
+        <w:t>Resource: Tyndale Open Study Notes</w:t>
       </w:r>
       <w:r>
         <w:rPr>
@@ -112,7 +112,7 @@
         <w:rPr>
           <w:lang w:val="zh_TW" w:bidi="zh_TW"/>
         </w:rPr>
-        <w:t>研讀筆記 (Tyndale)</w:t>
+        <w:t>Tyndale Open Study Notes</w:t>
       </w:r>
     </w:p>
     <w:p>

--- a/zht/docx/29.content.docx
+++ b/zht/docx/29.content.docx
@@ -19,7 +19,7 @@
         <w:rPr>
           <w:lang w:val="zh_TW" w:bidi="zh_TW"/>
         </w:rPr>
-        <w:t>Resource: Tyndale Open Study Notes</w:t>
+        <w:t>Resource: Aquifer Open Study Notes</w:t>
       </w:r>
       <w:r>
         <w:rPr>
@@ -112,7 +112,7 @@
         <w:rPr>
           <w:lang w:val="zh_TW" w:bidi="zh_TW"/>
         </w:rPr>
-        <w:t>Tyndale Open Study Notes</w:t>
+        <w:t>Aquifer Open Study Notes</w:t>
       </w:r>
     </w:p>
     <w:p>

--- a/zht/docx/29.content.docx
+++ b/zht/docx/29.content.docx
@@ -471,36 +471,24 @@
         </w:rPr>
         <w:t>神的子民要告訴未來的世代所發生的事，以便他們的後代能從他們的教訓中受益（參</w:t>
       </w:r>
-      <w:hyperlink r:id="rId13">
-        <w:r>
-          <w:rPr>
-            <w:lang w:val="zh_TW" w:bidi="zh_TW"/>
-          </w:rPr>
-          <w:rPr>
-            <w:color w:val="0000EE"/>
-            <w:u w:val="single"/>
-          </w:rPr>
-          <w:t>申4:9</w:t>
-        </w:r>
-      </w:hyperlink>
+      <w:r>
+        <w:rPr>
+          <w:lang w:val="zh_TW" w:bidi="zh_TW"/>
+        </w:rPr>
+        <w:t>申4:9</w:t>
+      </w:r>
       <w:r>
         <w:rPr>
           <w:lang w:val="zh_TW" w:bidi="zh_TW"/>
         </w:rPr>
         <w:t>，</w:t>
       </w:r>
-      <w:hyperlink r:id="rId14">
-        <w:r>
-          <w:rPr>
-            <w:lang w:val="zh_TW" w:bidi="zh_TW"/>
-          </w:rPr>
-          <w:rPr>
-            <w:color w:val="0000EE"/>
-            <w:u w:val="single"/>
-          </w:rPr>
-          <w:t>6:20–25</w:t>
-        </w:r>
-      </w:hyperlink>
+      <w:r>
+        <w:rPr>
+          <w:lang w:val="zh_TW" w:bidi="zh_TW"/>
+        </w:rPr>
+        <w:t>6:20–25</w:t>
+      </w:r>
       <w:r>
         <w:rPr>
           <w:lang w:val="zh_TW" w:bidi="zh_TW"/>
@@ -785,36 +773,24 @@
         </w:rPr>
         <w:t>蝗災威脅著猶大百姓的生計，並使耶路撒冷聖殿每日的動物和穀物及酒的獻祭都斷絕了（參</w:t>
       </w:r>
-      <w:hyperlink r:id="rId15">
-        <w:r>
-          <w:rPr>
-            <w:lang w:val="zh_TW" w:bidi="zh_TW"/>
-          </w:rPr>
-          <w:rPr>
-            <w:color w:val="0000EE"/>
-            <w:u w:val="single"/>
-          </w:rPr>
-          <w:t>出29:38–41</w:t>
-        </w:r>
-      </w:hyperlink>
+      <w:r>
+        <w:rPr>
+          <w:lang w:val="zh_TW" w:bidi="zh_TW"/>
+        </w:rPr>
+        <w:t>出29:38–41</w:t>
+      </w:r>
       <w:r>
         <w:rPr>
           <w:lang w:val="zh_TW" w:bidi="zh_TW"/>
         </w:rPr>
         <w:t>；</w:t>
       </w:r>
-      <w:hyperlink r:id="rId16">
-        <w:r>
-          <w:rPr>
-            <w:lang w:val="zh_TW" w:bidi="zh_TW"/>
-          </w:rPr>
-          <w:rPr>
-            <w:color w:val="0000EE"/>
-            <w:u w:val="single"/>
-          </w:rPr>
-          <w:t>民28:2–8</w:t>
-        </w:r>
-      </w:hyperlink>
+      <w:r>
+        <w:rPr>
+          <w:lang w:val="zh_TW" w:bidi="zh_TW"/>
+        </w:rPr>
+        <w:t>民28:2–8</w:t>
+      </w:r>
       <w:r>
         <w:rPr>
           <w:lang w:val="zh_TW" w:bidi="zh_TW"/>
@@ -917,18 +893,12 @@
         </w:rPr>
         <w:t>乾旱加劇了蝗災的破壞性，一切都枯乾衰殘（另見</w:t>
       </w:r>
-      <w:hyperlink r:id="rId17">
-        <w:r>
-          <w:rPr>
-            <w:lang w:val="zh_TW" w:bidi="zh_TW"/>
-          </w:rPr>
-          <w:rPr>
-            <w:color w:val="0000EE"/>
-            <w:u w:val="single"/>
-          </w:rPr>
-          <w:t>1:19–20</w:t>
-        </w:r>
-      </w:hyperlink>
+      <w:r>
+        <w:rPr>
+          <w:lang w:val="zh_TW" w:bidi="zh_TW"/>
+        </w:rPr>
+        <w:t>1:19–20</w:t>
+      </w:r>
       <w:r>
         <w:rPr>
           <w:lang w:val="zh_TW" w:bidi="zh_TW"/>
@@ -983,18 +953,12 @@
         </w:rPr>
         <w:t>祭司應帶領所有人在聖殿舉行公開的哀悼儀式。他們外在的行為必須與內心真實的改變相符（見</w:t>
       </w:r>
-      <w:hyperlink r:id="rId18">
-        <w:r>
-          <w:rPr>
-            <w:lang w:val="zh_TW" w:bidi="zh_TW"/>
-          </w:rPr>
-          <w:rPr>
-            <w:color w:val="0000EE"/>
-            <w:u w:val="single"/>
-          </w:rPr>
-          <w:t>2:13</w:t>
-        </w:r>
-      </w:hyperlink>
+      <w:r>
+        <w:rPr>
+          <w:lang w:val="zh_TW" w:bidi="zh_TW"/>
+        </w:rPr>
+        <w:t>2:13</w:t>
+      </w:r>
       <w:r>
         <w:rPr>
           <w:lang w:val="zh_TW" w:bidi="zh_TW"/>
@@ -1053,18 +1017,12 @@
         </w:rPr>
         <w:t>蝗災並不僅只是一個自然事件，而是耶和華的日子臨近的徵兆。自公元前700年間阿摩司時代起（</w:t>
       </w:r>
-      <w:hyperlink r:id="rId19">
-        <w:r>
-          <w:rPr>
-            <w:lang w:val="zh_TW" w:bidi="zh_TW"/>
-          </w:rPr>
-          <w:rPr>
-            <w:color w:val="0000EE"/>
-            <w:u w:val="single"/>
-          </w:rPr>
-          <w:t>摩5:18</w:t>
-        </w:r>
-      </w:hyperlink>
+      <w:r>
+        <w:rPr>
+          <w:lang w:val="zh_TW" w:bidi="zh_TW"/>
+        </w:rPr>
+        <w:t>摩5:18</w:t>
+      </w:r>
       <w:r>
         <w:rPr>
           <w:lang w:val="zh_TW" w:bidi="zh_TW"/>
@@ -1345,90 +1303,60 @@
         </w:rPr>
         <w:t>都因人類的罪而受苦（</w:t>
       </w:r>
-      <w:hyperlink r:id="rId20">
-        <w:r>
-          <w:rPr>
-            <w:lang w:val="zh_TW" w:bidi="zh_TW"/>
-          </w:rPr>
-          <w:rPr>
-            <w:color w:val="0000EE"/>
-            <w:u w:val="single"/>
-          </w:rPr>
-          <w:t>創3:17–18</w:t>
-        </w:r>
-      </w:hyperlink>
+      <w:r>
+        <w:rPr>
+          <w:lang w:val="zh_TW" w:bidi="zh_TW"/>
+        </w:rPr>
+        <w:t>創3:17–18</w:t>
+      </w:r>
       <w:r>
         <w:rPr>
           <w:lang w:val="zh_TW" w:bidi="zh_TW"/>
         </w:rPr>
         <w:t>，</w:t>
       </w:r>
-      <w:hyperlink r:id="rId21">
-        <w:r>
-          <w:rPr>
-            <w:lang w:val="zh_TW" w:bidi="zh_TW"/>
-          </w:rPr>
-          <w:rPr>
-            <w:color w:val="0000EE"/>
-            <w:u w:val="single"/>
-          </w:rPr>
-          <w:t>9:2</w:t>
-        </w:r>
-      </w:hyperlink>
+      <w:r>
+        <w:rPr>
+          <w:lang w:val="zh_TW" w:bidi="zh_TW"/>
+        </w:rPr>
+        <w:t>9:2</w:t>
+      </w:r>
       <w:r>
         <w:rPr>
           <w:lang w:val="zh_TW" w:bidi="zh_TW"/>
         </w:rPr>
         <w:t>；</w:t>
       </w:r>
-      <w:hyperlink r:id="rId22">
-        <w:r>
-          <w:rPr>
-            <w:lang w:val="zh_TW" w:bidi="zh_TW"/>
-          </w:rPr>
-          <w:rPr>
-            <w:color w:val="0000EE"/>
-            <w:u w:val="single"/>
-          </w:rPr>
-          <w:t>羅8:20–21</w:t>
-        </w:r>
-      </w:hyperlink>
+      <w:r>
+        <w:rPr>
+          <w:lang w:val="zh_TW" w:bidi="zh_TW"/>
+        </w:rPr>
+        <w:t>羅8:20–21</w:t>
+      </w:r>
       <w:r>
         <w:rPr>
           <w:lang w:val="zh_TW" w:bidi="zh_TW"/>
         </w:rPr>
         <w:t>）——甚至野生動物也向神呼求。翻譯為「呼求」的這個詞在希伯來文中與</w:t>
       </w:r>
-      <w:hyperlink r:id="rId23">
-        <w:r>
-          <w:rPr>
-            <w:lang w:val="zh_TW" w:bidi="zh_TW"/>
-          </w:rPr>
-          <w:rPr>
-            <w:color w:val="0000EE"/>
-            <w:u w:val="single"/>
-          </w:rPr>
-          <w:t>詩篇四十二篇1節</w:t>
-        </w:r>
-      </w:hyperlink>
+      <w:r>
+        <w:rPr>
+          <w:lang w:val="zh_TW" w:bidi="zh_TW"/>
+        </w:rPr>
+        <w:t>詩篇四十二篇1節</w:t>
+      </w:r>
       <w:r>
         <w:rPr>
           <w:lang w:val="zh_TW" w:bidi="zh_TW"/>
         </w:rPr>
         <w:t>中描述鹿「切慕」溪水的那個詞相同。野獸為食物和水迫切呼求，這為猶大和耶路撒冷的百姓該如何尋求他們的神樹立了榜樣（參</w:t>
       </w:r>
-      <w:hyperlink r:id="rId24">
-        <w:r>
-          <w:rPr>
-            <w:lang w:val="zh_TW" w:bidi="zh_TW"/>
-          </w:rPr>
-          <w:rPr>
-            <w:color w:val="0000EE"/>
-            <w:u w:val="single"/>
-          </w:rPr>
-          <w:t>賽1:3</w:t>
-        </w:r>
-      </w:hyperlink>
+      <w:r>
+        <w:rPr>
+          <w:lang w:val="zh_TW" w:bidi="zh_TW"/>
+        </w:rPr>
+        <w:t>賽1:3</w:t>
+      </w:r>
       <w:r>
         <w:rPr>
           <w:lang w:val="zh_TW" w:bidi="zh_TW"/>
@@ -1483,18 +1411,12 @@
         </w:rPr>
         <w:t>當一個古老的城遭到攻擊時，城牆上的守望者就會透過吹角——一種稱為羊角號的蘭角樂器（另見</w:t>
       </w:r>
-      <w:hyperlink r:id="rId25">
-        <w:r>
-          <w:rPr>
-            <w:lang w:val="zh_TW" w:bidi="zh_TW"/>
-          </w:rPr>
-          <w:rPr>
-            <w:color w:val="0000EE"/>
-            <w:u w:val="single"/>
-          </w:rPr>
-          <w:t>2:15</w:t>
-        </w:r>
-      </w:hyperlink>
+      <w:r>
+        <w:rPr>
+          <w:lang w:val="zh_TW" w:bidi="zh_TW"/>
+        </w:rPr>
+        <w:t>2:15</w:t>
+      </w:r>
       <w:r>
         <w:rPr>
           <w:lang w:val="zh_TW" w:bidi="zh_TW"/>
@@ -1549,36 +1471,24 @@
         </w:rPr>
         <w:t>有些人認為這一部分是第二次記述第</w:t>
       </w:r>
-      <w:hyperlink r:id="rId26">
-        <w:r>
-          <w:rPr>
-            <w:lang w:val="zh_TW" w:bidi="zh_TW"/>
-          </w:rPr>
-          <w:rPr>
-            <w:color w:val="0000EE"/>
-            <w:u w:val="single"/>
-          </w:rPr>
-          <w:t>一</w:t>
-        </w:r>
-      </w:hyperlink>
+      <w:r>
+        <w:rPr>
+          <w:lang w:val="zh_TW" w:bidi="zh_TW"/>
+        </w:rPr>
+        <w:t>一</w:t>
+      </w:r>
       <w:r>
         <w:rPr>
           <w:lang w:val="zh_TW" w:bidi="zh_TW"/>
         </w:rPr>
         <w:t>章所描述的蝗災，但在第</w:t>
       </w:r>
-      <w:hyperlink r:id="rId26">
-        <w:r>
-          <w:rPr>
-            <w:lang w:val="zh_TW" w:bidi="zh_TW"/>
-          </w:rPr>
-          <w:rPr>
-            <w:color w:val="0000EE"/>
-            <w:u w:val="single"/>
-          </w:rPr>
-          <w:t>一</w:t>
-        </w:r>
-      </w:hyperlink>
+      <w:r>
+        <w:rPr>
+          <w:lang w:val="zh_TW" w:bidi="zh_TW"/>
+        </w:rPr>
+        <w:t>一</w:t>
+      </w:r>
       <w:r>
         <w:rPr>
           <w:lang w:val="zh_TW" w:bidi="zh_TW"/>
@@ -1633,36 +1543,24 @@
         </w:rPr>
         <w:t>一些宗教領袖曾教導耶路撒冷和猶大的百姓，耶和華的日子將是神百姓蒙福的時刻。約珥與先知西番雅（</w:t>
       </w:r>
-      <w:hyperlink r:id="rId27">
-        <w:r>
-          <w:rPr>
-            <w:lang w:val="zh_TW" w:bidi="zh_TW"/>
-          </w:rPr>
-          <w:rPr>
-            <w:color w:val="0000EE"/>
-            <w:u w:val="single"/>
-          </w:rPr>
-          <w:t>番1:15</w:t>
-        </w:r>
-      </w:hyperlink>
+      <w:r>
+        <w:rPr>
+          <w:lang w:val="zh_TW" w:bidi="zh_TW"/>
+        </w:rPr>
+        <w:t>番1:15</w:t>
+      </w:r>
       <w:r>
         <w:rPr>
           <w:lang w:val="zh_TW" w:bidi="zh_TW"/>
         </w:rPr>
         <w:t>）相呼應，宣告那將是一個黑暗、幽冥的日子（另見</w:t>
       </w:r>
-      <w:hyperlink r:id="rId28">
-        <w:r>
-          <w:rPr>
-            <w:lang w:val="zh_TW" w:bidi="zh_TW"/>
-          </w:rPr>
-          <w:rPr>
-            <w:color w:val="0000EE"/>
-            <w:u w:val="single"/>
-          </w:rPr>
-          <w:t>摩5:18–20</w:t>
-        </w:r>
-      </w:hyperlink>
+      <w:r>
+        <w:rPr>
+          <w:lang w:val="zh_TW" w:bidi="zh_TW"/>
+        </w:rPr>
+        <w:t>摩5:18–20</w:t>
+      </w:r>
       <w:r>
         <w:rPr>
           <w:lang w:val="zh_TW" w:bidi="zh_TW"/>
@@ -1717,36 +1615,24 @@
         </w:rPr>
         <w:t>入侵的軍隊帶來的破壞將如同肆虐的野火。在受攻擊之前，這片土地看起來像伊甸園，在此之後，它將只剩荒涼（與</w:t>
       </w:r>
-      <w:hyperlink r:id="rId29">
-        <w:r>
-          <w:rPr>
-            <w:lang w:val="zh_TW" w:bidi="zh_TW"/>
-          </w:rPr>
-          <w:rPr>
-            <w:color w:val="0000EE"/>
-            <w:u w:val="single"/>
-          </w:rPr>
-          <w:t>賽51:3</w:t>
-        </w:r>
-      </w:hyperlink>
+      <w:r>
+        <w:rPr>
+          <w:lang w:val="zh_TW" w:bidi="zh_TW"/>
+        </w:rPr>
+        <w:t>賽51:3</w:t>
+      </w:r>
       <w:r>
         <w:rPr>
           <w:lang w:val="zh_TW" w:bidi="zh_TW"/>
         </w:rPr>
         <w:t>和</w:t>
       </w:r>
-      <w:hyperlink r:id="rId30">
-        <w:r>
-          <w:rPr>
-            <w:lang w:val="zh_TW" w:bidi="zh_TW"/>
-          </w:rPr>
-          <w:rPr>
-            <w:color w:val="0000EE"/>
-            <w:u w:val="single"/>
-          </w:rPr>
-          <w:t>結36:35</w:t>
-        </w:r>
-      </w:hyperlink>
+      <w:r>
+        <w:rPr>
+          <w:lang w:val="zh_TW" w:bidi="zh_TW"/>
+        </w:rPr>
+        <w:t>結36:35</w:t>
+      </w:r>
       <w:r>
         <w:rPr>
           <w:lang w:val="zh_TW" w:bidi="zh_TW"/>
@@ -1805,18 +1691,12 @@
         </w:rPr>
         <w:t>牠們的形狀如馬：蝗蟲與馬之間的相似性（另見</w:t>
       </w:r>
-      <w:hyperlink r:id="rId31">
-        <w:r>
-          <w:rPr>
-            <w:lang w:val="zh_TW" w:bidi="zh_TW"/>
-          </w:rPr>
-          <w:rPr>
-            <w:color w:val="0000EE"/>
-            <w:u w:val="single"/>
-          </w:rPr>
-          <w:t>啟9:7</w:t>
-        </w:r>
-      </w:hyperlink>
+      <w:r>
+        <w:rPr>
+          <w:lang w:val="zh_TW" w:bidi="zh_TW"/>
+        </w:rPr>
+        <w:t>啟9:7</w:t>
+      </w:r>
       <w:r>
         <w:rPr>
           <w:lang w:val="zh_TW" w:bidi="zh_TW"/>
@@ -1895,18 +1775,12 @@
         </w:rPr>
         <w:t>使百姓為</w:t>
       </w:r>
-      <w:hyperlink r:id="rId32">
-        <w:r>
-          <w:rPr>
-            <w:lang w:val="zh_TW" w:bidi="zh_TW"/>
-          </w:rPr>
-          <w:rPr>
-            <w:color w:val="0000EE"/>
-            <w:u w:val="single"/>
-          </w:rPr>
-          <w:t>二章12至14節</w:t>
-        </w:r>
-      </w:hyperlink>
+      <w:r>
+        <w:rPr>
+          <w:lang w:val="zh_TW" w:bidi="zh_TW"/>
+        </w:rPr>
+        <w:t>二章12至14節</w:t>
+      </w:r>
       <w:r>
         <w:rPr>
           <w:lang w:val="zh_TW" w:bidi="zh_TW"/>
@@ -2022,72 +1896,48 @@
         </w:rPr>
         <w:t>的典型徵兆，即神的顯現（見</w:t>
       </w:r>
-      <w:hyperlink r:id="rId33">
-        <w:r>
-          <w:rPr>
-            <w:lang w:val="zh_TW" w:bidi="zh_TW"/>
-          </w:rPr>
-          <w:rPr>
-            <w:color w:val="0000EE"/>
-            <w:u w:val="single"/>
-          </w:rPr>
-          <w:t>出19:16–19</w:t>
-        </w:r>
-      </w:hyperlink>
+      <w:r>
+        <w:rPr>
+          <w:lang w:val="zh_TW" w:bidi="zh_TW"/>
+        </w:rPr>
+        <w:t>出19:16–19</w:t>
+      </w:r>
       <w:r>
         <w:rPr>
           <w:lang w:val="zh_TW" w:bidi="zh_TW"/>
         </w:rPr>
         <w:t>；</w:t>
       </w:r>
-      <w:hyperlink r:id="rId34">
-        <w:r>
-          <w:rPr>
-            <w:lang w:val="zh_TW" w:bidi="zh_TW"/>
-          </w:rPr>
-          <w:rPr>
-            <w:color w:val="0000EE"/>
-            <w:u w:val="single"/>
-          </w:rPr>
-          <w:t>賽13:13</w:t>
-        </w:r>
-      </w:hyperlink>
+      <w:r>
+        <w:rPr>
+          <w:lang w:val="zh_TW" w:bidi="zh_TW"/>
+        </w:rPr>
+        <w:t>賽13:13</w:t>
+      </w:r>
       <w:r>
         <w:rPr>
           <w:lang w:val="zh_TW" w:bidi="zh_TW"/>
         </w:rPr>
         <w:t>；</w:t>
       </w:r>
-      <w:hyperlink r:id="rId35">
-        <w:r>
-          <w:rPr>
-            <w:lang w:val="zh_TW" w:bidi="zh_TW"/>
-          </w:rPr>
-          <w:rPr>
-            <w:color w:val="0000EE"/>
-            <w:u w:val="single"/>
-          </w:rPr>
-          <w:t>鴻1:5–6</w:t>
-        </w:r>
-      </w:hyperlink>
+      <w:r>
+        <w:rPr>
+          <w:lang w:val="zh_TW" w:bidi="zh_TW"/>
+        </w:rPr>
+        <w:t>鴻1:5–6</w:t>
+      </w:r>
       <w:r>
         <w:rPr>
           <w:lang w:val="zh_TW" w:bidi="zh_TW"/>
         </w:rPr>
         <w:t>）。日月昏暗象徵著神聖的審判（</w:t>
       </w:r>
-      <w:hyperlink r:id="rId36">
-        <w:r>
-          <w:rPr>
-            <w:lang w:val="zh_TW" w:bidi="zh_TW"/>
-          </w:rPr>
-          <w:rPr>
-            <w:color w:val="0000EE"/>
-            <w:u w:val="single"/>
-          </w:rPr>
-          <w:t>賽13:9–11</w:t>
-        </w:r>
-      </w:hyperlink>
+      <w:r>
+        <w:rPr>
+          <w:lang w:val="zh_TW" w:bidi="zh_TW"/>
+        </w:rPr>
+        <w:t>賽13:9–11</w:t>
+      </w:r>
       <w:r>
         <w:rPr>
           <w:lang w:val="zh_TW" w:bidi="zh_TW"/>
@@ -2247,18 +2097,12 @@
         </w:rPr>
         <w:t>這節經文以「耶和華說」起頭，這個片語常伴隨先知所說的神聖話語。這裡是約珥書中唯一一次出現這個用語（</w:t>
       </w:r>
-      <w:hyperlink r:id="rId37">
-        <w:r>
-          <w:rPr>
-            <w:lang w:val="zh_TW" w:bidi="zh_TW"/>
-          </w:rPr>
-          <w:rPr>
-            <w:color w:val="0000EE"/>
-            <w:u w:val="single"/>
-          </w:rPr>
-          <w:t>3:1</w:t>
-        </w:r>
-      </w:hyperlink>
+      <w:r>
+        <w:rPr>
+          <w:lang w:val="zh_TW" w:bidi="zh_TW"/>
+        </w:rPr>
+        <w:t>3:1</w:t>
+      </w:r>
       <w:r>
         <w:rPr>
           <w:lang w:val="zh_TW" w:bidi="zh_TW"/>
@@ -2401,54 +2245,36 @@
         </w:rPr>
         <w:t>在古代世界中，表達悲傷的一種方式就是撕裂自己的衣服（</w:t>
       </w:r>
-      <w:hyperlink r:id="rId38">
-        <w:r>
-          <w:rPr>
-            <w:lang w:val="zh_TW" w:bidi="zh_TW"/>
-          </w:rPr>
-          <w:rPr>
-            <w:color w:val="0000EE"/>
-            <w:u w:val="single"/>
-          </w:rPr>
-          <w:t>創37:34</w:t>
-        </w:r>
-      </w:hyperlink>
+      <w:r>
+        <w:rPr>
+          <w:lang w:val="zh_TW" w:bidi="zh_TW"/>
+        </w:rPr>
+        <w:t>創37:34</w:t>
+      </w:r>
       <w:r>
         <w:rPr>
           <w:lang w:val="zh_TW" w:bidi="zh_TW"/>
         </w:rPr>
         <w:t>；</w:t>
       </w:r>
-      <w:hyperlink r:id="rId39">
-        <w:r>
-          <w:rPr>
-            <w:lang w:val="zh_TW" w:bidi="zh_TW"/>
-          </w:rPr>
-          <w:rPr>
-            <w:color w:val="0000EE"/>
-            <w:u w:val="single"/>
-          </w:rPr>
-          <w:t>撒下3:31</w:t>
-        </w:r>
-      </w:hyperlink>
+      <w:r>
+        <w:rPr>
+          <w:lang w:val="zh_TW" w:bidi="zh_TW"/>
+        </w:rPr>
+        <w:t>撒下3:31</w:t>
+      </w:r>
       <w:r>
         <w:rPr>
           <w:lang w:val="zh_TW" w:bidi="zh_TW"/>
         </w:rPr>
         <w:t>；</w:t>
       </w:r>
-      <w:hyperlink r:id="rId40">
-        <w:r>
-          <w:rPr>
-            <w:lang w:val="zh_TW" w:bidi="zh_TW"/>
-          </w:rPr>
-          <w:rPr>
-            <w:color w:val="0000EE"/>
-            <w:u w:val="single"/>
-          </w:rPr>
-          <w:t>王下19:1</w:t>
-        </w:r>
-      </w:hyperlink>
+      <w:r>
+        <w:rPr>
+          <w:lang w:val="zh_TW" w:bidi="zh_TW"/>
+        </w:rPr>
+        <w:t>王下19:1</w:t>
+      </w:r>
       <w:r>
         <w:rPr>
           <w:lang w:val="zh_TW" w:bidi="zh_TW"/>
@@ -2503,114 +2329,72 @@
         </w:rPr>
         <w:t>因為他有恩典，有憐憫……有豐盛的慈愛：百姓唯一的盼望在於耶和華的慈愛本性（另見</w:t>
       </w:r>
-      <w:hyperlink r:id="rId41">
-        <w:r>
-          <w:rPr>
-            <w:lang w:val="zh_TW" w:bidi="zh_TW"/>
-          </w:rPr>
-          <w:rPr>
-            <w:color w:val="0000EE"/>
-            <w:u w:val="single"/>
-          </w:rPr>
-          <w:t>出34:6–7</w:t>
-        </w:r>
-      </w:hyperlink>
+      <w:r>
+        <w:rPr>
+          <w:lang w:val="zh_TW" w:bidi="zh_TW"/>
+        </w:rPr>
+        <w:t>出34:6–7</w:t>
+      </w:r>
       <w:r>
         <w:rPr>
           <w:lang w:val="zh_TW" w:bidi="zh_TW"/>
         </w:rPr>
         <w:t>；</w:t>
       </w:r>
-      <w:hyperlink r:id="rId42">
-        <w:r>
-          <w:rPr>
-            <w:lang w:val="zh_TW" w:bidi="zh_TW"/>
-          </w:rPr>
-          <w:rPr>
-            <w:color w:val="0000EE"/>
-            <w:u w:val="single"/>
-          </w:rPr>
-          <w:t>民14:18</w:t>
-        </w:r>
-      </w:hyperlink>
+      <w:r>
+        <w:rPr>
+          <w:lang w:val="zh_TW" w:bidi="zh_TW"/>
+        </w:rPr>
+        <w:t>民14:18</w:t>
+      </w:r>
       <w:r>
         <w:rPr>
           <w:lang w:val="zh_TW" w:bidi="zh_TW"/>
         </w:rPr>
         <w:t>；</w:t>
       </w:r>
-      <w:hyperlink r:id="rId43">
-        <w:r>
-          <w:rPr>
-            <w:lang w:val="zh_TW" w:bidi="zh_TW"/>
-          </w:rPr>
-          <w:rPr>
-            <w:color w:val="0000EE"/>
-            <w:u w:val="single"/>
-          </w:rPr>
-          <w:t>尼9:17</w:t>
-        </w:r>
-      </w:hyperlink>
+      <w:r>
+        <w:rPr>
+          <w:lang w:val="zh_TW" w:bidi="zh_TW"/>
+        </w:rPr>
+        <w:t>尼9:17</w:t>
+      </w:r>
       <w:r>
         <w:rPr>
           <w:lang w:val="zh_TW" w:bidi="zh_TW"/>
         </w:rPr>
         <w:t>；</w:t>
       </w:r>
-      <w:hyperlink r:id="rId44">
-        <w:r>
-          <w:rPr>
-            <w:lang w:val="zh_TW" w:bidi="zh_TW"/>
-          </w:rPr>
-          <w:rPr>
-            <w:color w:val="0000EE"/>
-            <w:u w:val="single"/>
-          </w:rPr>
-          <w:t>詩86:15，</w:t>
-        </w:r>
-      </w:hyperlink>
-      <w:hyperlink r:id="rId45">
-        <w:r>
-          <w:rPr>
-            <w:lang w:val="zh_TW" w:bidi="zh_TW"/>
-          </w:rPr>
-          <w:rPr>
-            <w:color w:val="0000EE"/>
-            <w:u w:val="single"/>
-          </w:rPr>
-          <w:t>103:8，</w:t>
-        </w:r>
-      </w:hyperlink>
-      <w:hyperlink r:id="rId46">
-        <w:r>
-          <w:rPr>
-            <w:lang w:val="zh_TW" w:bidi="zh_TW"/>
-          </w:rPr>
-          <w:rPr>
-            <w:color w:val="0000EE"/>
-            <w:u w:val="single"/>
-          </w:rPr>
-          <w:t>145:8</w:t>
-        </w:r>
-      </w:hyperlink>
+      <w:r>
+        <w:rPr>
+          <w:lang w:val="zh_TW" w:bidi="zh_TW"/>
+        </w:rPr>
+        <w:t>詩86:15，</w:t>
+      </w:r>
+      <w:r>
+        <w:rPr>
+          <w:lang w:val="zh_TW" w:bidi="zh_TW"/>
+        </w:rPr>
+        <w:t>103:8，</w:t>
+      </w:r>
+      <w:r>
+        <w:rPr>
+          <w:lang w:val="zh_TW" w:bidi="zh_TW"/>
+        </w:rPr>
+        <w:t>145:8</w:t>
+      </w:r>
       <w:r>
         <w:rPr>
           <w:lang w:val="zh_TW" w:bidi="zh_TW"/>
         </w:rPr>
         <w:t>；</w:t>
       </w:r>
-      <w:hyperlink r:id="rId47">
-        <w:r>
-          <w:rPr>
-            <w:lang w:val="zh_TW" w:bidi="zh_TW"/>
-          </w:rPr>
-          <w:rPr>
-            <w:color w:val="0000EE"/>
-            <w:u w:val="single"/>
-          </w:rPr>
-          <w:t>拿4:2</w:t>
-        </w:r>
-      </w:hyperlink>
+      <w:r>
+        <w:rPr>
+          <w:lang w:val="zh_TW" w:bidi="zh_TW"/>
+        </w:rPr>
+        <w:t>拿4:2</w:t>
+      </w:r>
       <w:r>
         <w:rPr>
           <w:lang w:val="zh_TW" w:bidi="zh_TW"/>
@@ -2665,36 +2449,24 @@
         </w:rPr>
         <w:t>誰知道呢？（和合本譯為：也未可知）約珥這個簡單的問題承認了神的絕對主權（另見</w:t>
       </w:r>
-      <w:hyperlink r:id="rId48">
-        <w:r>
-          <w:rPr>
-            <w:lang w:val="zh_TW" w:bidi="zh_TW"/>
-          </w:rPr>
-          <w:rPr>
-            <w:color w:val="0000EE"/>
-            <w:u w:val="single"/>
-          </w:rPr>
-          <w:t>拿3:9</w:t>
-        </w:r>
-      </w:hyperlink>
+      <w:r>
+        <w:rPr>
+          <w:lang w:val="zh_TW" w:bidi="zh_TW"/>
+        </w:rPr>
+        <w:t>拿3:9</w:t>
+      </w:r>
       <w:r>
         <w:rPr>
           <w:lang w:val="zh_TW" w:bidi="zh_TW"/>
         </w:rPr>
         <w:t>）。神並不因為我們舉行了某些儀式就有義務要復興我們。饒恕僅從神聖的恩典而來，但約珥知道神樂意饒恕（</w:t>
       </w:r>
-      <w:hyperlink r:id="rId18">
-        <w:r>
-          <w:rPr>
-            <w:lang w:val="zh_TW" w:bidi="zh_TW"/>
-          </w:rPr>
-          <w:rPr>
-            <w:color w:val="0000EE"/>
-            <w:u w:val="single"/>
-          </w:rPr>
-          <w:t>珥2:13</w:t>
-        </w:r>
-      </w:hyperlink>
+      <w:r>
+        <w:rPr>
+          <w:lang w:val="zh_TW" w:bidi="zh_TW"/>
+        </w:rPr>
+        <w:t>珥2:13</w:t>
+      </w:r>
       <w:r>
         <w:rPr>
           <w:lang w:val="zh_TW" w:bidi="zh_TW"/>
@@ -2797,36 +2569,24 @@
         </w:rPr>
         <w:t>新郎……新婦：在古代以色列，新婚夫婦可豁免大多數的公民義務（</w:t>
       </w:r>
-      <w:hyperlink r:id="rId49">
-        <w:r>
-          <w:rPr>
-            <w:lang w:val="zh_TW" w:bidi="zh_TW"/>
-          </w:rPr>
-          <w:rPr>
-            <w:color w:val="0000EE"/>
-            <w:u w:val="single"/>
-          </w:rPr>
-          <w:t>申24:5</w:t>
-        </w:r>
-      </w:hyperlink>
+      <w:r>
+        <w:rPr>
+          <w:lang w:val="zh_TW" w:bidi="zh_TW"/>
+        </w:rPr>
+        <w:t>申24:5</w:t>
+      </w:r>
       <w:r>
         <w:rPr>
           <w:lang w:val="zh_TW" w:bidi="zh_TW"/>
         </w:rPr>
         <w:t>；</w:t>
       </w:r>
-      <w:hyperlink r:id="rId50">
-        <w:r>
-          <w:rPr>
-            <w:lang w:val="zh_TW" w:bidi="zh_TW"/>
-          </w:rPr>
-          <w:rPr>
-            <w:color w:val="0000EE"/>
-            <w:u w:val="single"/>
-          </w:rPr>
-          <w:t>路14:20</w:t>
-        </w:r>
-      </w:hyperlink>
+      <w:r>
+        <w:rPr>
+          <w:lang w:val="zh_TW" w:bidi="zh_TW"/>
+        </w:rPr>
+        <w:t>路14:20</w:t>
+      </w:r>
       <w:r>
         <w:rPr>
           <w:lang w:val="zh_TW" w:bidi="zh_TW"/>
@@ -3073,36 +2833,24 @@
         </w:rPr>
         <w:t>五穀、新酒和油：神將恢復土地，使其再次結出果實。這將再次為獻祭和敬拜提供所需之物（見</w:t>
       </w:r>
-      <w:hyperlink r:id="rId51">
-        <w:r>
-          <w:rPr>
-            <w:lang w:val="zh_TW" w:bidi="zh_TW"/>
-          </w:rPr>
-          <w:rPr>
-            <w:color w:val="0000EE"/>
-            <w:u w:val="single"/>
-          </w:rPr>
-          <w:t>1:10</w:t>
-        </w:r>
-      </w:hyperlink>
+      <w:r>
+        <w:rPr>
+          <w:lang w:val="zh_TW" w:bidi="zh_TW"/>
+        </w:rPr>
+        <w:t>1:10</w:t>
+      </w:r>
       <w:r>
         <w:rPr>
           <w:lang w:val="zh_TW" w:bidi="zh_TW"/>
         </w:rPr>
         <w:t>、</w:t>
       </w:r>
-      <w:hyperlink r:id="rId52">
-        <w:r>
-          <w:rPr>
-            <w:lang w:val="zh_TW" w:bidi="zh_TW"/>
-          </w:rPr>
-          <w:rPr>
-            <w:color w:val="0000EE"/>
-            <w:u w:val="single"/>
-          </w:rPr>
-          <w:t>13</w:t>
-        </w:r>
-      </w:hyperlink>
+      <w:r>
+        <w:rPr>
+          <w:lang w:val="zh_TW" w:bidi="zh_TW"/>
+        </w:rPr>
+        <w:t>13</w:t>
+      </w:r>
       <w:r>
         <w:rPr>
           <w:lang w:val="zh_TW" w:bidi="zh_TW"/>
@@ -3205,36 +2953,24 @@
         </w:rPr>
         <w:t>秋雨、春雨：神將再次恢復正常的降雨模式，乾旱（</w:t>
       </w:r>
-      <w:hyperlink r:id="rId53">
-        <w:r>
-          <w:rPr>
-            <w:lang w:val="zh_TW" w:bidi="zh_TW"/>
-          </w:rPr>
-          <w:rPr>
-            <w:color w:val="0000EE"/>
-            <w:u w:val="single"/>
-          </w:rPr>
-          <w:t>1:12</w:t>
-        </w:r>
-      </w:hyperlink>
+      <w:r>
+        <w:rPr>
+          <w:lang w:val="zh_TW" w:bidi="zh_TW"/>
+        </w:rPr>
+        <w:t>1:12</w:t>
+      </w:r>
       <w:r>
         <w:rPr>
           <w:lang w:val="zh_TW" w:bidi="zh_TW"/>
         </w:rPr>
         <w:t>、</w:t>
       </w:r>
-      <w:hyperlink r:id="rId54">
-        <w:r>
-          <w:rPr>
-            <w:lang w:val="zh_TW" w:bidi="zh_TW"/>
-          </w:rPr>
-          <w:rPr>
-            <w:color w:val="0000EE"/>
-            <w:u w:val="single"/>
-          </w:rPr>
-          <w:t>20</w:t>
-        </w:r>
-      </w:hyperlink>
+      <w:r>
+        <w:rPr>
+          <w:lang w:val="zh_TW" w:bidi="zh_TW"/>
+        </w:rPr>
+        <w:t>20</w:t>
+      </w:r>
       <w:r>
         <w:rPr>
           <w:lang w:val="zh_TW" w:bidi="zh_TW"/>
@@ -3301,36 +3037,24 @@
         </w:rPr>
         <w:t>蝗蟲所造成的慘重損失（見</w:t>
       </w:r>
-      <w:hyperlink r:id="rId55">
-        <w:r>
-          <w:rPr>
-            <w:lang w:val="zh_TW" w:bidi="zh_TW"/>
-          </w:rPr>
-          <w:rPr>
-            <w:color w:val="0000EE"/>
-            <w:u w:val="single"/>
-          </w:rPr>
-          <w:t>1:4</w:t>
-        </w:r>
-      </w:hyperlink>
+      <w:r>
+        <w:rPr>
+          <w:lang w:val="zh_TW" w:bidi="zh_TW"/>
+        </w:rPr>
+        <w:t>1:4</w:t>
+      </w:r>
       <w:r>
         <w:rPr>
           <w:lang w:val="zh_TW" w:bidi="zh_TW"/>
         </w:rPr>
         <w:t>、</w:t>
       </w:r>
-      <w:hyperlink r:id="rId51">
-        <w:r>
-          <w:rPr>
-            <w:lang w:val="zh_TW" w:bidi="zh_TW"/>
-          </w:rPr>
-          <w:rPr>
-            <w:color w:val="0000EE"/>
-            <w:u w:val="single"/>
-          </w:rPr>
-          <w:t>10</w:t>
-        </w:r>
-      </w:hyperlink>
+      <w:r>
+        <w:rPr>
+          <w:lang w:val="zh_TW" w:bidi="zh_TW"/>
+        </w:rPr>
+        <w:t>10</w:t>
+      </w:r>
       <w:r>
         <w:rPr>
           <w:lang w:val="zh_TW" w:bidi="zh_TW"/>
@@ -3445,162 +3169,108 @@
         </w:rPr>
         <w:t>我要將我的靈澆灌凡有血氣的：在以色列，神的靈加給人能力的這恩賜，在以前只賜給特定的個人，如士師（</w:t>
       </w:r>
-      <w:hyperlink r:id="rId56">
-        <w:r>
-          <w:rPr>
-            <w:lang w:val="zh_TW" w:bidi="zh_TW"/>
-          </w:rPr>
-          <w:rPr>
-            <w:color w:val="0000EE"/>
-            <w:u w:val="single"/>
-          </w:rPr>
-          <w:t>士3:10</w:t>
-        </w:r>
-      </w:hyperlink>
+      <w:r>
+        <w:rPr>
+          <w:lang w:val="zh_TW" w:bidi="zh_TW"/>
+        </w:rPr>
+        <w:t>士3:10</w:t>
+      </w:r>
       <w:r>
         <w:rPr>
           <w:lang w:val="zh_TW" w:bidi="zh_TW"/>
         </w:rPr>
         <w:t>，</w:t>
       </w:r>
-      <w:hyperlink r:id="rId57">
-        <w:r>
-          <w:rPr>
-            <w:lang w:val="zh_TW" w:bidi="zh_TW"/>
-          </w:rPr>
-          <w:rPr>
-            <w:color w:val="0000EE"/>
-            <w:u w:val="single"/>
-          </w:rPr>
-          <w:t>15:14</w:t>
-        </w:r>
-      </w:hyperlink>
+      <w:r>
+        <w:rPr>
+          <w:lang w:val="zh_TW" w:bidi="zh_TW"/>
+        </w:rPr>
+        <w:t>15:14</w:t>
+      </w:r>
       <w:r>
         <w:rPr>
           <w:lang w:val="zh_TW" w:bidi="zh_TW"/>
         </w:rPr>
         <w:t>）、祭司（</w:t>
       </w:r>
-      <w:hyperlink r:id="rId58">
-        <w:r>
-          <w:rPr>
-            <w:lang w:val="zh_TW" w:bidi="zh_TW"/>
-          </w:rPr>
-          <w:rPr>
-            <w:color w:val="0000EE"/>
-            <w:u w:val="single"/>
-          </w:rPr>
-          <w:t>代下24:20</w:t>
-        </w:r>
-      </w:hyperlink>
+      <w:r>
+        <w:rPr>
+          <w:lang w:val="zh_TW" w:bidi="zh_TW"/>
+        </w:rPr>
+        <w:t>代下24:20</w:t>
+      </w:r>
       <w:r>
         <w:rPr>
           <w:lang w:val="zh_TW" w:bidi="zh_TW"/>
         </w:rPr>
         <w:t>）、君王（</w:t>
       </w:r>
-      <w:hyperlink r:id="rId59">
-        <w:r>
-          <w:rPr>
-            <w:lang w:val="zh_TW" w:bidi="zh_TW"/>
-          </w:rPr>
-          <w:rPr>
-            <w:color w:val="0000EE"/>
-            <w:u w:val="single"/>
-          </w:rPr>
-          <w:t>撒上10:10</w:t>
-        </w:r>
-      </w:hyperlink>
+      <w:r>
+        <w:rPr>
+          <w:lang w:val="zh_TW" w:bidi="zh_TW"/>
+        </w:rPr>
+        <w:t>撒上10:10</w:t>
+      </w:r>
       <w:r>
         <w:rPr>
           <w:lang w:val="zh_TW" w:bidi="zh_TW"/>
         </w:rPr>
         <w:t>）和先知（</w:t>
       </w:r>
-      <w:hyperlink r:id="rId60">
-        <w:r>
-          <w:rPr>
-            <w:lang w:val="zh_TW" w:bidi="zh_TW"/>
-          </w:rPr>
-          <w:rPr>
-            <w:color w:val="0000EE"/>
-            <w:u w:val="single"/>
-          </w:rPr>
-          <w:t>賽61:1</w:t>
-        </w:r>
-      </w:hyperlink>
+      <w:r>
+        <w:rPr>
+          <w:lang w:val="zh_TW" w:bidi="zh_TW"/>
+        </w:rPr>
+        <w:t>賽61:1</w:t>
+      </w:r>
       <w:r>
         <w:rPr>
           <w:lang w:val="zh_TW" w:bidi="zh_TW"/>
         </w:rPr>
         <w:t>）。將來，聖靈將被賜給神所有的百姓，而無論其性別、年齡或社會地位。要實現摩西的願望——即每個以色列人都能成為先知（</w:t>
       </w:r>
-      <w:hyperlink r:id="rId61">
-        <w:r>
-          <w:rPr>
-            <w:lang w:val="zh_TW" w:bidi="zh_TW"/>
-          </w:rPr>
-          <w:rPr>
-            <w:color w:val="0000EE"/>
-            <w:u w:val="single"/>
-          </w:rPr>
-          <w:t>民11:29</w:t>
-        </w:r>
-      </w:hyperlink>
+      <w:r>
+        <w:rPr>
+          <w:lang w:val="zh_TW" w:bidi="zh_TW"/>
+        </w:rPr>
+        <w:t>民11:29</w:t>
+      </w:r>
       <w:r>
         <w:rPr>
           <w:lang w:val="zh_TW" w:bidi="zh_TW"/>
         </w:rPr>
         <w:t>）——所有人都得要說預言和見異象。在</w:t>
       </w:r>
-      <w:hyperlink r:id="rId62">
-        <w:r>
-          <w:rPr>
-            <w:lang w:val="zh_TW" w:bidi="zh_TW"/>
-          </w:rPr>
-          <w:rPr>
-            <w:color w:val="0000EE"/>
-            <w:u w:val="single"/>
-          </w:rPr>
-          <w:t>使徒行傳二章1至47節</w:t>
-        </w:r>
-      </w:hyperlink>
+      <w:r>
+        <w:rPr>
+          <w:lang w:val="zh_TW" w:bidi="zh_TW"/>
+        </w:rPr>
+        <w:t>使徒行傳二章1至47節</w:t>
+      </w:r>
       <w:r>
         <w:rPr>
           <w:lang w:val="zh_TW" w:bidi="zh_TW"/>
         </w:rPr>
         <w:t>中，彼得將這一應許擴展到聚集在耶路撒冷之已知世界的所有人，無論他們屬於哪個族群（</w:t>
       </w:r>
-      <w:hyperlink r:id="rId63">
-        <w:r>
-          <w:rPr>
-            <w:lang w:val="zh_TW" w:bidi="zh_TW"/>
-          </w:rPr>
-          <w:rPr>
-            <w:color w:val="0000EE"/>
-            <w:u w:val="single"/>
-          </w:rPr>
-          <w:t>徒2:39</w:t>
-        </w:r>
-      </w:hyperlink>
+      <w:r>
+        <w:rPr>
+          <w:lang w:val="zh_TW" w:bidi="zh_TW"/>
+        </w:rPr>
+        <w:t>徒2:39</w:t>
+      </w:r>
       <w:r>
         <w:rPr>
           <w:lang w:val="zh_TW" w:bidi="zh_TW"/>
         </w:rPr>
         <w:t>；另見</w:t>
       </w:r>
-      <w:hyperlink r:id="rId64">
-        <w:r>
-          <w:rPr>
-            <w:lang w:val="zh_TW" w:bidi="zh_TW"/>
-          </w:rPr>
-          <w:rPr>
-            <w:color w:val="0000EE"/>
-            <w:u w:val="single"/>
-          </w:rPr>
-          <w:t>加3:28</w:t>
-        </w:r>
-      </w:hyperlink>
+      <w:r>
+        <w:rPr>
+          <w:lang w:val="zh_TW" w:bidi="zh_TW"/>
+        </w:rPr>
+        <w:t>加3:28</w:t>
+      </w:r>
       <w:r>
         <w:rPr>
           <w:lang w:val="zh_TW" w:bidi="zh_TW"/>
@@ -3655,18 +3325,12 @@
         </w:rPr>
         <w:t>先知超越了他的時代，看到了耶和華未來的日子，那時神要以從未見過的方式澆灌祂的靈，並向全人類彰顯神蹟奇事。使徒彼得引用了這段經文，認為在五旬節那天這些都得到了應驗（</w:t>
       </w:r>
-      <w:hyperlink r:id="rId65">
-        <w:r>
-          <w:rPr>
-            <w:lang w:val="zh_TW" w:bidi="zh_TW"/>
-          </w:rPr>
-          <w:rPr>
-            <w:color w:val="0000EE"/>
-            <w:u w:val="single"/>
-          </w:rPr>
-          <w:t>徒2:16–21</w:t>
-        </w:r>
-      </w:hyperlink>
+      <w:r>
+        <w:rPr>
+          <w:lang w:val="zh_TW" w:bidi="zh_TW"/>
+        </w:rPr>
+        <w:t>徒2:16–21</w:t>
+      </w:r>
       <w:r>
         <w:rPr>
           <w:lang w:val="zh_TW" w:bidi="zh_TW"/>
@@ -3769,54 +3433,36 @@
         </w:rPr>
         <w:t>未來神的靈的澆灌將伴隨著神蹟奇事。血、火和煙柱，以及日頭和月亮變暗，都是神降臨審判的徵兆（參</w:t>
       </w:r>
-      <w:hyperlink r:id="rId66">
-        <w:r>
-          <w:rPr>
-            <w:lang w:val="zh_TW" w:bidi="zh_TW"/>
-          </w:rPr>
-          <w:rPr>
-            <w:color w:val="0000EE"/>
-            <w:u w:val="single"/>
-          </w:rPr>
-          <w:t>2:10</w:t>
-        </w:r>
-      </w:hyperlink>
+      <w:r>
+        <w:rPr>
+          <w:lang w:val="zh_TW" w:bidi="zh_TW"/>
+        </w:rPr>
+        <w:t>2:10</w:t>
+      </w:r>
       <w:r>
         <w:rPr>
           <w:lang w:val="zh_TW" w:bidi="zh_TW"/>
         </w:rPr>
         <w:t>；</w:t>
       </w:r>
-      <w:hyperlink r:id="rId67">
-        <w:r>
-          <w:rPr>
-            <w:lang w:val="zh_TW" w:bidi="zh_TW"/>
-          </w:rPr>
-          <w:rPr>
-            <w:color w:val="0000EE"/>
-            <w:u w:val="single"/>
-          </w:rPr>
-          <w:t>可13:24</w:t>
-        </w:r>
-      </w:hyperlink>
+      <w:r>
+        <w:rPr>
+          <w:lang w:val="zh_TW" w:bidi="zh_TW"/>
+        </w:rPr>
+        <w:t>可13:24</w:t>
+      </w:r>
       <w:r>
         <w:rPr>
           <w:lang w:val="zh_TW" w:bidi="zh_TW"/>
         </w:rPr>
         <w:t>；</w:t>
       </w:r>
-      <w:hyperlink r:id="rId68">
-        <w:r>
-          <w:rPr>
-            <w:lang w:val="zh_TW" w:bidi="zh_TW"/>
-          </w:rPr>
-          <w:rPr>
-            <w:color w:val="0000EE"/>
-            <w:u w:val="single"/>
-          </w:rPr>
-          <w:t>啟6:12</w:t>
-        </w:r>
-      </w:hyperlink>
+      <w:r>
+        <w:rPr>
+          <w:lang w:val="zh_TW" w:bidi="zh_TW"/>
+        </w:rPr>
+        <w:t>啟6:12</w:t>
+      </w:r>
       <w:r>
         <w:rPr>
           <w:lang w:val="zh_TW" w:bidi="zh_TW"/>
@@ -3875,84 +3521,54 @@
         </w:rPr>
         <w:t>凡求告耶和華名的就必得救：求告耶和華的名不應該是絕望時的最後掙扎；它伴隨著終生的敬拜、服事以及與神相交（見</w:t>
       </w:r>
-      <w:hyperlink r:id="rId69">
-        <w:r>
-          <w:rPr>
-            <w:lang w:val="zh_TW" w:bidi="zh_TW"/>
-          </w:rPr>
-          <w:rPr>
-            <w:color w:val="0000EE"/>
-            <w:u w:val="single"/>
-          </w:rPr>
-          <w:t>創12:8</w:t>
-        </w:r>
-      </w:hyperlink>
+      <w:r>
+        <w:rPr>
+          <w:lang w:val="zh_TW" w:bidi="zh_TW"/>
+        </w:rPr>
+        <w:t>創12:8</w:t>
+      </w:r>
       <w:r>
         <w:rPr>
           <w:lang w:val="zh_TW" w:bidi="zh_TW"/>
         </w:rPr>
         <w:t>；</w:t>
       </w:r>
-      <w:hyperlink r:id="rId70">
-        <w:r>
-          <w:rPr>
-            <w:lang w:val="zh_TW" w:bidi="zh_TW"/>
-          </w:rPr>
-          <w:rPr>
-            <w:color w:val="0000EE"/>
-            <w:u w:val="single"/>
-          </w:rPr>
-          <w:t>詩105:1</w:t>
-        </w:r>
-      </w:hyperlink>
+      <w:r>
+        <w:rPr>
+          <w:lang w:val="zh_TW" w:bidi="zh_TW"/>
+        </w:rPr>
+        <w:t>詩105:1</w:t>
+      </w:r>
       <w:r>
         <w:rPr>
           <w:lang w:val="zh_TW" w:bidi="zh_TW"/>
         </w:rPr>
         <w:t>；</w:t>
       </w:r>
-      <w:hyperlink r:id="rId71">
-        <w:r>
-          <w:rPr>
-            <w:lang w:val="zh_TW" w:bidi="zh_TW"/>
-          </w:rPr>
-          <w:rPr>
-            <w:color w:val="0000EE"/>
-            <w:u w:val="single"/>
-          </w:rPr>
-          <w:t>賽12:4</w:t>
-        </w:r>
-      </w:hyperlink>
+      <w:r>
+        <w:rPr>
+          <w:lang w:val="zh_TW" w:bidi="zh_TW"/>
+        </w:rPr>
+        <w:t>賽12:4</w:t>
+      </w:r>
       <w:r>
         <w:rPr>
           <w:lang w:val="zh_TW" w:bidi="zh_TW"/>
         </w:rPr>
         <w:t>；</w:t>
       </w:r>
-      <w:hyperlink r:id="rId72">
-        <w:r>
-          <w:rPr>
-            <w:lang w:val="zh_TW" w:bidi="zh_TW"/>
-          </w:rPr>
-          <w:rPr>
-            <w:color w:val="0000EE"/>
-            <w:u w:val="single"/>
-          </w:rPr>
-          <w:t>羅10:13，</w:t>
-        </w:r>
-      </w:hyperlink>
-      <w:hyperlink r:id="rId73">
-        <w:r>
-          <w:rPr>
-            <w:lang w:val="zh_TW" w:bidi="zh_TW"/>
-          </w:rPr>
-          <w:rPr>
-            <w:color w:val="0000EE"/>
-            <w:u w:val="single"/>
-          </w:rPr>
-          <w:t>12:1–2</w:t>
-        </w:r>
-      </w:hyperlink>
+      <w:r>
+        <w:rPr>
+          <w:lang w:val="zh_TW" w:bidi="zh_TW"/>
+        </w:rPr>
+        <w:t>羅10:13，</w:t>
+      </w:r>
+      <w:r>
+        <w:rPr>
+          <w:lang w:val="zh_TW" w:bidi="zh_TW"/>
+        </w:rPr>
+        <w:t>12:1–2</w:t>
+      </w:r>
       <w:r>
         <w:rPr>
           <w:lang w:val="zh_TW" w:bidi="zh_TW"/>
@@ -3977,54 +3593,36 @@
         </w:rPr>
         <w:t>耶和華所呼召的人是祂所揀選的餘民，是那些在審判中存活下來的敬拜祂的人（見</w:t>
       </w:r>
-      <w:hyperlink r:id="rId74">
-        <w:r>
-          <w:rPr>
-            <w:lang w:val="zh_TW" w:bidi="zh_TW"/>
-          </w:rPr>
-          <w:rPr>
-            <w:color w:val="0000EE"/>
-            <w:u w:val="single"/>
-          </w:rPr>
-          <w:t>王下19:31</w:t>
-        </w:r>
-      </w:hyperlink>
+      <w:r>
+        <w:rPr>
+          <w:lang w:val="zh_TW" w:bidi="zh_TW"/>
+        </w:rPr>
+        <w:t>王下19:31</w:t>
+      </w:r>
       <w:r>
         <w:rPr>
           <w:lang w:val="zh_TW" w:bidi="zh_TW"/>
         </w:rPr>
         <w:t>；</w:t>
       </w:r>
-      <w:hyperlink r:id="rId75">
-        <w:r>
-          <w:rPr>
-            <w:lang w:val="zh_TW" w:bidi="zh_TW"/>
-          </w:rPr>
-          <w:rPr>
-            <w:color w:val="0000EE"/>
-            <w:u w:val="single"/>
-          </w:rPr>
-          <w:t>拉9:8–15</w:t>
-        </w:r>
-      </w:hyperlink>
+      <w:r>
+        <w:rPr>
+          <w:lang w:val="zh_TW" w:bidi="zh_TW"/>
+        </w:rPr>
+        <w:t>拉9:8–15</w:t>
+      </w:r>
       <w:r>
         <w:rPr>
           <w:lang w:val="zh_TW" w:bidi="zh_TW"/>
         </w:rPr>
         <w:t>；</w:t>
       </w:r>
-      <w:hyperlink r:id="rId76">
-        <w:r>
-          <w:rPr>
-            <w:lang w:val="zh_TW" w:bidi="zh_TW"/>
-          </w:rPr>
-          <w:rPr>
-            <w:color w:val="0000EE"/>
-            <w:u w:val="single"/>
-          </w:rPr>
-          <w:t>賽10:20–22</w:t>
-        </w:r>
-      </w:hyperlink>
+      <w:r>
+        <w:rPr>
+          <w:lang w:val="zh_TW" w:bidi="zh_TW"/>
+        </w:rPr>
+        <w:t>賽10:20–22</w:t>
+      </w:r>
       <w:r>
         <w:rPr>
           <w:lang w:val="zh_TW" w:bidi="zh_TW"/>
@@ -4144,36 +3742,24 @@
         </w:rPr>
         <w:t>）。這個山谷與猶大王約沙法無關（</w:t>
       </w:r>
-      <w:hyperlink r:id="rId77">
-        <w:r>
-          <w:rPr>
-            <w:lang w:val="zh_TW" w:bidi="zh_TW"/>
-          </w:rPr>
-          <w:rPr>
-            <w:color w:val="0000EE"/>
-            <w:u w:val="single"/>
-          </w:rPr>
-          <w:t>王上22:41</w:t>
-        </w:r>
-      </w:hyperlink>
+      <w:r>
+        <w:rPr>
+          <w:lang w:val="zh_TW" w:bidi="zh_TW"/>
+        </w:rPr>
+        <w:t>王上22:41</w:t>
+      </w:r>
       <w:r>
         <w:rPr>
           <w:lang w:val="zh_TW" w:bidi="zh_TW"/>
         </w:rPr>
         <w:t>）；這個名稱的意思是「耶和華審判的山谷」，這標示出這個地方將是神裁決各國命運之地（參</w:t>
       </w:r>
-      <w:hyperlink r:id="rId78">
-        <w:r>
-          <w:rPr>
-            <w:lang w:val="zh_TW" w:bidi="zh_TW"/>
-          </w:rPr>
-          <w:rPr>
-            <w:color w:val="0000EE"/>
-            <w:u w:val="single"/>
-          </w:rPr>
-          <w:t>珥3:14</w:t>
-        </w:r>
-      </w:hyperlink>
+      <w:r>
+        <w:rPr>
+          <w:lang w:val="zh_TW" w:bidi="zh_TW"/>
+        </w:rPr>
+        <w:t>珥3:14</w:t>
+      </w:r>
       <w:r>
         <w:rPr>
           <w:lang w:val="zh_TW" w:bidi="zh_TW"/>
@@ -4198,36 +3784,24 @@
         </w:rPr>
         <w:t>各國的罪行包括流放神的盟約百姓，以及在不人道的奴隸貿易中傷害無助的童子童女（參</w:t>
       </w:r>
-      <w:hyperlink r:id="rId79">
-        <w:r>
-          <w:rPr>
-            <w:lang w:val="zh_TW" w:bidi="zh_TW"/>
-          </w:rPr>
-          <w:rPr>
-            <w:color w:val="0000EE"/>
-            <w:u w:val="single"/>
-          </w:rPr>
-          <w:t>結27:13</w:t>
-        </w:r>
-      </w:hyperlink>
+      <w:r>
+        <w:rPr>
+          <w:lang w:val="zh_TW" w:bidi="zh_TW"/>
+        </w:rPr>
+        <w:t>結27:13</w:t>
+      </w:r>
       <w:r>
         <w:rPr>
           <w:lang w:val="zh_TW" w:bidi="zh_TW"/>
         </w:rPr>
         <w:t>；</w:t>
       </w:r>
-      <w:hyperlink r:id="rId80">
-        <w:r>
-          <w:rPr>
-            <w:lang w:val="zh_TW" w:bidi="zh_TW"/>
-          </w:rPr>
-          <w:rPr>
-            <w:color w:val="0000EE"/>
-            <w:u w:val="single"/>
-          </w:rPr>
-          <w:t>啟18:13</w:t>
-        </w:r>
-      </w:hyperlink>
+      <w:r>
+        <w:rPr>
+          <w:lang w:val="zh_TW" w:bidi="zh_TW"/>
+        </w:rPr>
+        <w:t>啟18:13</w:t>
+      </w:r>
       <w:r>
         <w:rPr>
           <w:lang w:val="zh_TW" w:bidi="zh_TW"/>
@@ -4282,36 +3856,24 @@
         </w:rPr>
         <w:t>腓尼基的泰爾城和西頓城以及非利士的城犯下了掠奪耶路撒冷珍寶，以及將城中的百姓作為奴隸賣給希臘人的罪行（見</w:t>
       </w:r>
-      <w:hyperlink r:id="rId81">
-        <w:r>
-          <w:rPr>
-            <w:lang w:val="zh_TW" w:bidi="zh_TW"/>
-          </w:rPr>
-          <w:rPr>
-            <w:color w:val="0000EE"/>
-            <w:u w:val="single"/>
-          </w:rPr>
-          <w:t>摩1:6</w:t>
-        </w:r>
-      </w:hyperlink>
+      <w:r>
+        <w:rPr>
+          <w:lang w:val="zh_TW" w:bidi="zh_TW"/>
+        </w:rPr>
+        <w:t>摩1:6</w:t>
+      </w:r>
       <w:r>
         <w:rPr>
           <w:lang w:val="zh_TW" w:bidi="zh_TW"/>
         </w:rPr>
         <w:t>、</w:t>
       </w:r>
-      <w:hyperlink r:id="rId82">
-        <w:r>
-          <w:rPr>
-            <w:lang w:val="zh_TW" w:bidi="zh_TW"/>
-          </w:rPr>
-          <w:rPr>
-            <w:color w:val="0000EE"/>
-            <w:u w:val="single"/>
-          </w:rPr>
-          <w:t>9</w:t>
-        </w:r>
-      </w:hyperlink>
+      <w:r>
+        <w:rPr>
+          <w:lang w:val="zh_TW" w:bidi="zh_TW"/>
+        </w:rPr>
+        <w:t>9</w:t>
+      </w:r>
       <w:r>
         <w:rPr>
           <w:lang w:val="zh_TW" w:bidi="zh_TW"/>
@@ -4462,36 +4024,24 @@
         </w:rPr>
         <w:t>要將犂頭打成刀劍：約珥有意地反轉了</w:t>
       </w:r>
-      <w:hyperlink r:id="rId83">
-        <w:r>
-          <w:rPr>
-            <w:lang w:val="zh_TW" w:bidi="zh_TW"/>
-          </w:rPr>
-          <w:rPr>
-            <w:color w:val="0000EE"/>
-            <w:u w:val="single"/>
-          </w:rPr>
-          <w:t>以賽亞書二章4節</w:t>
-        </w:r>
-      </w:hyperlink>
+      <w:r>
+        <w:rPr>
+          <w:lang w:val="zh_TW" w:bidi="zh_TW"/>
+        </w:rPr>
+        <w:t>以賽亞書二章4節</w:t>
+      </w:r>
       <w:r>
         <w:rPr>
           <w:lang w:val="zh_TW" w:bidi="zh_TW"/>
         </w:rPr>
         <w:t>和</w:t>
       </w:r>
-      <w:hyperlink r:id="rId84">
-        <w:r>
-          <w:rPr>
-            <w:lang w:val="zh_TW" w:bidi="zh_TW"/>
-          </w:rPr>
-          <w:rPr>
-            <w:color w:val="0000EE"/>
-            <w:u w:val="single"/>
-          </w:rPr>
-          <w:t>彌迦書四章3節</w:t>
-        </w:r>
-      </w:hyperlink>
+      <w:r>
+        <w:rPr>
+          <w:lang w:val="zh_TW" w:bidi="zh_TW"/>
+        </w:rPr>
+        <w:t>彌迦書四章3節</w:t>
+      </w:r>
       <w:r>
         <w:rPr>
           <w:lang w:val="zh_TW" w:bidi="zh_TW"/>
@@ -4631,36 +4181,24 @@
         </w:rPr>
         <w:t>葡萄一樣（見</w:t>
       </w:r>
-      <w:hyperlink r:id="rId85">
-        <w:r>
-          <w:rPr>
-            <w:lang w:val="zh_TW" w:bidi="zh_TW"/>
-          </w:rPr>
-          <w:rPr>
-            <w:color w:val="0000EE"/>
-            <w:u w:val="single"/>
-          </w:rPr>
-          <w:t>賽63:2–3</w:t>
-        </w:r>
-      </w:hyperlink>
+      <w:r>
+        <w:rPr>
+          <w:lang w:val="zh_TW" w:bidi="zh_TW"/>
+        </w:rPr>
+        <w:t>賽63:2–3</w:t>
+      </w:r>
       <w:r>
         <w:rPr>
           <w:lang w:val="zh_TW" w:bidi="zh_TW"/>
         </w:rPr>
         <w:t>；</w:t>
       </w:r>
-      <w:hyperlink r:id="rId86">
-        <w:r>
-          <w:rPr>
-            <w:lang w:val="zh_TW" w:bidi="zh_TW"/>
-          </w:rPr>
-          <w:rPr>
-            <w:color w:val="0000EE"/>
-            <w:u w:val="single"/>
-          </w:rPr>
-          <w:t>啟14:14–20</w:t>
-        </w:r>
-      </w:hyperlink>
+      <w:r>
+        <w:rPr>
+          <w:lang w:val="zh_TW" w:bidi="zh_TW"/>
+        </w:rPr>
+        <w:t>啟14:14–20</w:t>
+      </w:r>
       <w:r>
         <w:rPr>
           <w:lang w:val="zh_TW" w:bidi="zh_TW"/>
@@ -4763,36 +4301,24 @@
         </w:rPr>
         <w:t>斷定谷：谷的名字改變了（參</w:t>
       </w:r>
-      <w:hyperlink r:id="rId87">
-        <w:r>
-          <w:rPr>
-            <w:lang w:val="zh_TW" w:bidi="zh_TW"/>
-          </w:rPr>
-          <w:rPr>
-            <w:color w:val="0000EE"/>
-            <w:u w:val="single"/>
-          </w:rPr>
-          <w:t>3:2–3</w:t>
-        </w:r>
-      </w:hyperlink>
+      <w:r>
+        <w:rPr>
+          <w:lang w:val="zh_TW" w:bidi="zh_TW"/>
+        </w:rPr>
+        <w:t>3:2–3</w:t>
+      </w:r>
       <w:r>
         <w:rPr>
           <w:lang w:val="zh_TW" w:bidi="zh_TW"/>
         </w:rPr>
         <w:t>、</w:t>
       </w:r>
-      <w:hyperlink r:id="rId88">
-        <w:r>
-          <w:rPr>
-            <w:lang w:val="zh_TW" w:bidi="zh_TW"/>
-          </w:rPr>
-          <w:rPr>
-            <w:color w:val="0000EE"/>
-            <w:u w:val="single"/>
-          </w:rPr>
-          <w:t>12</w:t>
-        </w:r>
-      </w:hyperlink>
+      <w:r>
+        <w:rPr>
+          <w:lang w:val="zh_TW" w:bidi="zh_TW"/>
+        </w:rPr>
+        <w:t>12</w:t>
+      </w:r>
       <w:r>
         <w:rPr>
           <w:lang w:val="zh_TW" w:bidi="zh_TW"/>
@@ -4859,18 +4385,12 @@
         </w:rPr>
         <w:t>耶和華如獅子般從錫安咆哮，聲音震動天地，令罪人驚恐（見</w:t>
       </w:r>
-      <w:hyperlink r:id="rId89">
-        <w:r>
-          <w:rPr>
-            <w:lang w:val="zh_TW" w:bidi="zh_TW"/>
-          </w:rPr>
-          <w:rPr>
-            <w:color w:val="0000EE"/>
-            <w:u w:val="single"/>
-          </w:rPr>
-          <w:t>摩1:2</w:t>
-        </w:r>
-      </w:hyperlink>
+      <w:r>
+        <w:rPr>
+          <w:lang w:val="zh_TW" w:bidi="zh_TW"/>
+        </w:rPr>
+        <w:t>摩1:2</w:t>
+      </w:r>
       <w:r>
         <w:rPr>
           <w:lang w:val="zh_TW" w:bidi="zh_TW"/>
@@ -4925,18 +4445,12 @@
         </w:rPr>
         <w:t>你們就知道：神最終的目的是讓祂的子民認識祂並分享祂的聖潔屬性。他們必須明白唯有祂是神，祂從錫安——祂的聖山——治理所有的創造物（另見</w:t>
       </w:r>
-      <w:hyperlink r:id="rId90">
-        <w:r>
-          <w:rPr>
-            <w:lang w:val="zh_TW" w:bidi="zh_TW"/>
-          </w:rPr>
-          <w:rPr>
-            <w:color w:val="0000EE"/>
-            <w:u w:val="single"/>
-          </w:rPr>
-          <w:t>2:27</w:t>
-        </w:r>
-      </w:hyperlink>
+      <w:r>
+        <w:rPr>
+          <w:lang w:val="zh_TW" w:bidi="zh_TW"/>
+        </w:rPr>
+        <w:t>2:27</w:t>
+      </w:r>
       <w:r>
         <w:rPr>
           <w:lang w:val="zh_TW" w:bidi="zh_TW"/>
@@ -4991,72 +4505,48 @@
         </w:rPr>
         <w:t>祝福將從耶和華在錫安掌權的同在中流出（另見</w:t>
       </w:r>
-      <w:hyperlink r:id="rId91">
-        <w:r>
-          <w:rPr>
-            <w:lang w:val="zh_TW" w:bidi="zh_TW"/>
-          </w:rPr>
-          <w:rPr>
-            <w:color w:val="0000EE"/>
-            <w:u w:val="single"/>
-          </w:rPr>
-          <w:t>結47:1–12</w:t>
-        </w:r>
-      </w:hyperlink>
+      <w:r>
+        <w:rPr>
+          <w:lang w:val="zh_TW" w:bidi="zh_TW"/>
+        </w:rPr>
+        <w:t>結47:1–12</w:t>
+      </w:r>
       <w:r>
         <w:rPr>
           <w:lang w:val="zh_TW" w:bidi="zh_TW"/>
         </w:rPr>
         <w:t>；</w:t>
       </w:r>
-      <w:hyperlink r:id="rId92">
-        <w:r>
-          <w:rPr>
-            <w:lang w:val="zh_TW" w:bidi="zh_TW"/>
-          </w:rPr>
-          <w:rPr>
-            <w:color w:val="0000EE"/>
-            <w:u w:val="single"/>
-          </w:rPr>
-          <w:t>摩9:13</w:t>
-        </w:r>
-      </w:hyperlink>
+      <w:r>
+        <w:rPr>
+          <w:lang w:val="zh_TW" w:bidi="zh_TW"/>
+        </w:rPr>
+        <w:t>摩9:13</w:t>
+      </w:r>
       <w:r>
         <w:rPr>
           <w:lang w:val="zh_TW" w:bidi="zh_TW"/>
         </w:rPr>
         <w:t>）。那裡將會有大量的甜酒和奶。聖殿——神在地上的居所——將成為永久滋潤乾旱之地的泉源（見</w:t>
       </w:r>
-      <w:hyperlink r:id="rId93">
-        <w:r>
-          <w:rPr>
-            <w:lang w:val="zh_TW" w:bidi="zh_TW"/>
-          </w:rPr>
-          <w:rPr>
-            <w:color w:val="0000EE"/>
-            <w:u w:val="single"/>
-          </w:rPr>
-          <w:t>亞14:8</w:t>
-        </w:r>
-      </w:hyperlink>
+      <w:r>
+        <w:rPr>
+          <w:lang w:val="zh_TW" w:bidi="zh_TW"/>
+        </w:rPr>
+        <w:t>亞14:8</w:t>
+      </w:r>
       <w:r>
         <w:rPr>
           <w:lang w:val="zh_TW" w:bidi="zh_TW"/>
         </w:rPr>
         <w:t>；</w:t>
       </w:r>
-      <w:hyperlink r:id="rId94">
-        <w:r>
-          <w:rPr>
-            <w:lang w:val="zh_TW" w:bidi="zh_TW"/>
-          </w:rPr>
-          <w:rPr>
-            <w:color w:val="0000EE"/>
-            <w:u w:val="single"/>
-          </w:rPr>
-          <w:t>啟22:1–2</w:t>
-        </w:r>
-      </w:hyperlink>
+      <w:r>
+        <w:rPr>
+          <w:lang w:val="zh_TW" w:bidi="zh_TW"/>
+        </w:rPr>
+        <w:t>啟22:1–2</w:t>
+      </w:r>
       <w:r>
         <w:rPr>
           <w:lang w:val="zh_TW" w:bidi="zh_TW"/>
@@ -5159,72 +4649,48 @@
         </w:rPr>
         <w:t>約珥預言的結尾與其開頭形成了對比。在</w:t>
       </w:r>
-      <w:hyperlink r:id="rId26">
-        <w:r>
-          <w:rPr>
-            <w:lang w:val="zh_TW" w:bidi="zh_TW"/>
-          </w:rPr>
-          <w:rPr>
-            <w:color w:val="0000EE"/>
-            <w:u w:val="single"/>
-          </w:rPr>
-          <w:t>一章1至20節</w:t>
-        </w:r>
-      </w:hyperlink>
+      <w:r>
+        <w:rPr>
+          <w:lang w:val="zh_TW" w:bidi="zh_TW"/>
+        </w:rPr>
+        <w:t>一章1至20節</w:t>
+      </w:r>
       <w:r>
         <w:rPr>
           <w:lang w:val="zh_TW" w:bidi="zh_TW"/>
         </w:rPr>
         <w:t>中，猶大的未來似乎岌岌可危。蝗災和乾旱作為神聖審判的標誌，威脅著猶大的生存。現在約珥以神聖的應許作為結尾，猶大和耶路撒冷將存到萬代。每一代的神子民都將在神會掌管天地的盼望中得安息（另見</w:t>
       </w:r>
-      <w:hyperlink r:id="rId95">
-        <w:r>
-          <w:rPr>
-            <w:lang w:val="zh_TW" w:bidi="zh_TW"/>
-          </w:rPr>
-          <w:rPr>
-            <w:color w:val="0000EE"/>
-            <w:u w:val="single"/>
-          </w:rPr>
-          <w:t>賽9:6–7</w:t>
-        </w:r>
-      </w:hyperlink>
+      <w:r>
+        <w:rPr>
+          <w:lang w:val="zh_TW" w:bidi="zh_TW"/>
+        </w:rPr>
+        <w:t>賽9:6–7</w:t>
+      </w:r>
       <w:r>
         <w:rPr>
           <w:lang w:val="zh_TW" w:bidi="zh_TW"/>
         </w:rPr>
         <w:t>；</w:t>
       </w:r>
-      <w:hyperlink r:id="rId96">
-        <w:r>
-          <w:rPr>
-            <w:lang w:val="zh_TW" w:bidi="zh_TW"/>
-          </w:rPr>
-          <w:rPr>
-            <w:color w:val="0000EE"/>
-            <w:u w:val="single"/>
-          </w:rPr>
-          <w:t>但2:44</w:t>
-        </w:r>
-      </w:hyperlink>
+      <w:r>
+        <w:rPr>
+          <w:lang w:val="zh_TW" w:bidi="zh_TW"/>
+        </w:rPr>
+        <w:t>但2:44</w:t>
+      </w:r>
       <w:r>
         <w:rPr>
           <w:lang w:val="zh_TW" w:bidi="zh_TW"/>
         </w:rPr>
         <w:t>，</w:t>
       </w:r>
-      <w:hyperlink r:id="rId97">
-        <w:r>
-          <w:rPr>
-            <w:lang w:val="zh_TW" w:bidi="zh_TW"/>
-          </w:rPr>
-          <w:rPr>
-            <w:color w:val="0000EE"/>
-            <w:u w:val="single"/>
-          </w:rPr>
-          <w:t>7:13–14</w:t>
-        </w:r>
-      </w:hyperlink>
+      <w:r>
+        <w:rPr>
+          <w:lang w:val="zh_TW" w:bidi="zh_TW"/>
+        </w:rPr>
+        <w:t>7:13–14</w:t>
+      </w:r>
       <w:r>
         <w:rPr>
           <w:lang w:val="zh_TW" w:bidi="zh_TW"/>
